--- a/线性代数基础·让会倒的东西站住.docx
+++ b/线性代数基础·让会倒的东西站住.docx
@@ -4,7 +4,7 @@
   <w:body>
     <w:p>
       <w:pPr>
-        <w:pStyle w:val="sjutu4"/>
+        <w:pStyle w:val="tpox1z"/>
         <w:spacing w:after="360"/>
         <w:jc w:val="center"/>
         <w:rPr>
@@ -29,45 +29,45 @@
     </w:p>
     <w:p>
       <w:pPr>
-        <w:pStyle w:val="z4oo1s"/>
-        <w:spacing w:after="160" w:line="360" w:lineRule="auto"/>
-        <w:rPr>
-          <w:rFonts w:ascii="SimSun" w:hAnsi="SimSun" w:eastAsia="SimSun"/>
-          <w:sz w:val="24"/>
-          <w:szCs w:val="24"/>
-        </w:rPr>
-      </w:pPr>
-      <w:r>
-        <w:rPr>
-          <w:rFonts w:hint="eastAsia" w:ascii="SimSun" w:hAnsi="SimSun" w:eastAsia="SimSun"/>
-          <w:sz w:val="24"/>
-          <w:szCs w:val="24"/>
-        </w:rPr>
-        <w:t>我们依旧从老生常谈的一般规律说起。外因是变化的条件，内因是变化的根据，外因通过内因而起作用——这条规律上一篇刚刚落过一次地：一个系统此刻的样子是一捆数，它接下来往哪儿走是一张表，而表里那几个数被参数彻底决定。于是"想改一个系统的脾气，就去改它的参数"这话说得理直气壮。弹簧系统里就是改质量、改弹簧系数、改阻尼：阻尼从零一点点加上去，相图从椭圆变成螺旋、再从螺旋变成两条直着回来的实方向，要什么给什么，一路顺顺当当。</w:t>
-      </w:r>
-    </w:p>
-    <w:p>
-      <w:pPr>
-        <w:pStyle w:val="z4oo1s"/>
-        <w:spacing w:after="160" w:line="360" w:lineRule="auto"/>
-        <w:rPr>
-          <w:rFonts w:ascii="SimSun" w:hAnsi="SimSun" w:eastAsia="SimSun"/>
-          <w:sz w:val="24"/>
-          <w:szCs w:val="24"/>
-        </w:rPr>
-      </w:pPr>
-      <w:r>
-        <w:rPr>
-          <w:rFonts w:hint="eastAsia" w:ascii="SimSun" w:hAnsi="SimSun" w:eastAsia="SimSun"/>
-          <w:sz w:val="24"/>
-          <w:szCs w:val="24"/>
-        </w:rPr>
-        <w:t>这话在上一篇里说得斩钉截铁，因为它当时是对的。现在换一个系统来撞它。不拿弹簧——弹簧太听话了。拿一根棍子，立在掌心上。</w:t>
-      </w:r>
-    </w:p>
-    <w:p>
-      <w:pPr>
-        <w:pStyle w:val="z4oo1s"/>
+        <w:pStyle w:val="y2v20y"/>
+        <w:spacing w:after="160" w:line="360" w:lineRule="auto"/>
+        <w:rPr>
+          <w:rFonts w:ascii="SimSun" w:hAnsi="SimSun" w:eastAsia="SimSun"/>
+          <w:sz w:val="24"/>
+          <w:szCs w:val="24"/>
+        </w:rPr>
+      </w:pPr>
+      <w:r>
+        <w:rPr>
+          <w:rFonts w:hint="eastAsia" w:ascii="SimSun" w:hAnsi="SimSun" w:eastAsia="SimSun"/>
+          <w:sz w:val="24"/>
+          <w:szCs w:val="24"/>
+        </w:rPr>
+        <w:t>上一篇收在了一个动作上：想让一个系统换个脾气，就去改它的参数。这个动作在那儿是有底气的——表里那几个数全由参数决定，改参数就是改表，改表就是改两个倍数。弹簧系统里试一遍更顺当：阻尼从零一点点加上去，相图从椭圆变成螺旋、再从螺旋变成两条直着回来的实方向，要什么给什么。</w:t>
+      </w:r>
+    </w:p>
+    <w:p>
+      <w:pPr>
+        <w:pStyle w:val="y2v20y"/>
+        <w:spacing w:after="160" w:line="360" w:lineRule="auto"/>
+        <w:rPr>
+          <w:rFonts w:ascii="SimSun" w:hAnsi="SimSun" w:eastAsia="SimSun"/>
+          <w:sz w:val="24"/>
+          <w:szCs w:val="24"/>
+        </w:rPr>
+      </w:pPr>
+      <w:r>
+        <w:rPr>
+          <w:rFonts w:hint="eastAsia" w:ascii="SimSun" w:hAnsi="SimSun" w:eastAsia="SimSun"/>
+          <w:sz w:val="24"/>
+          <w:szCs w:val="24"/>
+        </w:rPr>
+        <w:t>这话在那儿说得斩钉截铁，因为它当时是对的。现在换一个系统来撞它。不拿弹簧——弹簧太听话了。拿一根棍子，立在掌心上。</w:t>
+      </w:r>
+    </w:p>
+    <w:p>
+      <w:pPr>
+        <w:pStyle w:val="y2v20y"/>
         <w:spacing w:after="160" w:line="360" w:lineRule="auto"/>
         <w:rPr>
           <w:rFonts w:ascii="SimSun" w:hAnsi="SimSun" w:eastAsia="SimSun"/>
@@ -86,7 +86,7 @@
     </w:p>
     <w:p>
       <w:pPr>
-        <w:pStyle w:val="z4oo1s"/>
+        <w:pStyle w:val="y2v20y"/>
         <w:spacing w:after="160" w:line="360" w:lineRule="auto"/>
         <w:rPr>
           <w:rFonts w:ascii="SimSun" w:hAnsi="SimSun" w:eastAsia="SimSun"/>
@@ -105,7 +105,7 @@
     </w:p>
     <w:p>
       <w:pPr>
-        <w:pStyle w:val="z4oo1s"/>
+        <w:pStyle w:val="y2v20y"/>
         <w:spacing w:before="200" w:after="40"/>
         <w:jc w:val="center"/>
         <w:rPr>
@@ -151,7 +151,7 @@
     </w:p>
     <w:p>
       <w:pPr>
-        <w:pStyle w:val="z4oo1s"/>
+        <w:pStyle w:val="y2v20y"/>
         <w:spacing w:after="280"/>
         <w:jc w:val="center"/>
         <w:rPr>
@@ -172,7 +172,26 @@
     </w:p>
     <w:p>
       <w:pPr>
-        <w:pStyle w:val="z4oo1s"/>
+        <w:pStyle w:val="y2v20y"/>
+        <w:spacing w:after="160" w:line="360" w:lineRule="auto"/>
+        <w:rPr>
+          <w:rFonts w:ascii="SimSun" w:hAnsi="SimSun" w:eastAsia="SimSun"/>
+          <w:sz w:val="24"/>
+          <w:szCs w:val="24"/>
+        </w:rPr>
+      </w:pPr>
+      <w:r>
+        <w:rPr>
+          <w:rFonts w:hint="eastAsia" w:ascii="SimSun" w:hAnsi="SimSun" w:eastAsia="SimSun"/>
+          <w:sz w:val="24"/>
+          <w:szCs w:val="24"/>
+        </w:rPr>
+        <w:t>这两个数都能量。歪了多少是一个角度：从竖着那条线量起，偏过去了多少；歪得多快是每秒钟又偏了多少。手里拿一把量角器，它一次只给你一个刻度——一个数；另一个数要么上一刻量过、要么下一回再量，反正不在这一次的刻度里。这件事先记着。</w:t>
+      </w:r>
+    </w:p>
+    <w:p>
+      <w:pPr>
+        <w:pStyle w:val="y2v20y"/>
         <w:spacing w:after="160" w:line="360" w:lineRule="auto"/>
         <w:rPr>
           <w:rFonts w:ascii="SimSun" w:hAnsi="SimSun" w:eastAsia="SimSun"/>
@@ -221,7 +240,7 @@
     </w:p>
     <w:p>
       <w:pPr>
-        <w:pStyle w:val="z4oo1s"/>
+        <w:pStyle w:val="y2v20y"/>
         <w:spacing w:before="200" w:after="40"/>
         <w:jc w:val="center"/>
         <w:rPr>
@@ -267,7 +286,7 @@
     </w:p>
     <w:p>
       <w:pPr>
-        <w:pStyle w:val="z4oo1s"/>
+        <w:pStyle w:val="y2v20y"/>
         <w:spacing w:after="280"/>
         <w:jc w:val="center"/>
         <w:rPr>
@@ -288,7 +307,7 @@
     </w:p>
     <w:p>
       <w:pPr>
-        <w:pStyle w:val="z4oo1s"/>
+        <w:pStyle w:val="y2v20y"/>
         <w:spacing w:after="160" w:line="360" w:lineRule="auto"/>
         <w:rPr>
           <w:rFonts w:ascii="SimSun" w:hAnsi="SimSun" w:eastAsia="SimSun"/>
@@ -307,7 +326,7 @@
     </w:p>
     <w:p>
       <w:pPr>
-        <w:pStyle w:val="z4oo1s"/>
+        <w:pStyle w:val="y2v20y"/>
         <w:spacing w:before="160" w:after="160"/>
         <w:jc w:val="center"/>
         <w:rPr>
@@ -453,7 +472,7 @@
     </w:p>
     <w:p>
       <w:pPr>
-        <w:pStyle w:val="z4oo1s"/>
+        <w:pStyle w:val="y2v20y"/>
         <w:spacing w:after="160" w:line="360" w:lineRule="auto"/>
         <w:rPr>
           <w:rFonts w:ascii="SimSun" w:hAnsi="SimSun" w:eastAsia="SimSun"/>
@@ -472,26 +491,43 @@
     </w:p>
     <w:p>
       <w:pPr>
-        <w:pStyle w:val="z4oo1s"/>
-        <w:spacing w:after="160" w:line="360" w:lineRule="auto"/>
-        <w:rPr>
-          <w:rFonts w:ascii="SimSun" w:hAnsi="SimSun" w:eastAsia="SimSun"/>
-          <w:sz w:val="24"/>
-          <w:szCs w:val="24"/>
-        </w:rPr>
-      </w:pPr>
-      <w:r>
-        <w:rPr>
-          <w:rFonts w:hint="eastAsia" w:ascii="SimSun" w:hAnsi="SimSun" w:eastAsia="SimSun"/>
-          <w:sz w:val="24"/>
-          <w:szCs w:val="24"/>
-        </w:rPr>
-        <w:t>先看两个数。对角线加起来，是 −c；左右交叉相减，是 −a。上一篇第五、六站说过，这两个数是一张表的两条命根子：**两个特征方向的倍数加起来等于对角线之和，乘起来等于交叉相减的那个数**。写成式子就是这样：</w:t>
-      </w:r>
-    </w:p>
-    <w:p>
-      <w:pPr>
-        <w:pStyle w:val="z4oo1s"/>
+        <w:pStyle w:val="y2v20y"/>
+        <w:spacing w:after="160" w:line="360" w:lineRule="auto"/>
+        <w:rPr>
+          <w:rFonts w:ascii="SimSun" w:hAnsi="SimSun" w:eastAsia="SimSun"/>
+          <w:sz w:val="24"/>
+          <w:szCs w:val="24"/>
+        </w:rPr>
+      </w:pPr>
+      <w:r>
+        <w:rPr>
+          <w:rFonts w:hint="eastAsia" w:ascii="SimSun" w:hAnsi="SimSun" w:eastAsia="SimSun"/>
+          <w:sz w:val="24"/>
+          <w:szCs w:val="24"/>
+        </w:rPr>
+        <w:t>先看两个数。对角线加起来，是 −c；左右交叉相减，是 −a。上一篇第五、六站说过，这两个数是一张表的两条命根子：</w:t>
+      </w:r>
+      <w:r>
+        <w:rPr>
+          <w:rFonts w:hint="eastAsia" w:ascii="SimSun" w:hAnsi="SimSun" w:eastAsia="SimSun"/>
+          <w:b w:val="1"/>
+          <w:sz w:val="24"/>
+          <w:szCs w:val="24"/>
+        </w:rPr>
+        <w:t>两个特征方向的倍数加起来等于对角线之和，乘起来等于交叉相减的那个数</w:t>
+      </w:r>
+      <w:r>
+        <w:rPr>
+          <w:rFonts w:hint="eastAsia" w:ascii="SimSun" w:hAnsi="SimSun" w:eastAsia="SimSun"/>
+          <w:sz w:val="24"/>
+          <w:szCs w:val="24"/>
+        </w:rPr>
+        <w:t>。写成式子就是这样：</w:t>
+      </w:r>
+    </w:p>
+    <w:p>
+      <w:pPr>
+        <w:pStyle w:val="y2v20y"/>
         <w:spacing w:before="160" w:after="160"/>
         <w:jc w:val="center"/>
         <w:rPr>
@@ -610,7 +646,7 @@
     </w:p>
     <w:p>
       <w:pPr>
-        <w:pStyle w:val="z4oo1s"/>
+        <w:pStyle w:val="y2v20y"/>
         <w:spacing w:after="160" w:line="360" w:lineRule="auto"/>
         <w:rPr>
           <w:rFonts w:ascii="SimSun" w:hAnsi="SimSun" w:eastAsia="SimSun"/>
@@ -629,7 +665,7 @@
     </w:p>
     <w:p>
       <w:pPr>
-        <w:pStyle w:val="z4oo1s"/>
+        <w:pStyle w:val="y2v20y"/>
         <w:spacing w:after="160" w:line="360" w:lineRule="auto"/>
         <w:rPr>
           <w:rFonts w:ascii="SimSun" w:hAnsi="SimSun" w:eastAsia="SimSun"/>
@@ -648,7 +684,7 @@
     </w:p>
     <w:p>
       <w:pPr>
-        <w:pStyle w:val="z4oo1s"/>
+        <w:pStyle w:val="y2v20y"/>
         <w:spacing w:before="200" w:after="40"/>
         <w:jc w:val="center"/>
         <w:rPr>
@@ -660,7 +696,7 @@
       <w:r>
         <w:drawing>
           <wp:inline distT="0" distB="0" distL="0" distR="0">
-            <wp:extent cx="5334000" cy="3276600"/>
+            <wp:extent cx="5334000" cy="3667125"/>
             <wp:effectExtent l="0" t="0" r="0" b="0"/>
             <wp:docPr id="8" name="picture"/>
             <a:graphic>
@@ -679,7 +715,7 @@
                   <pic:spPr>
                     <a:xfrm>
                       <a:off x="0" y="0"/>
-                      <a:ext cx="5334000" cy="3276600"/>
+                      <a:ext cx="5334000" cy="3667125"/>
                     </a:xfrm>
                     <a:prstGeom prst="rect">
                       <a:avLst/>
@@ -694,7 +730,7 @@
     </w:p>
     <w:p>
       <w:pPr>
-        <w:pStyle w:val="z4oo1s"/>
+        <w:pStyle w:val="y2v20y"/>
         <w:spacing w:after="280"/>
         <w:jc w:val="center"/>
         <w:rPr>
@@ -715,7 +751,7 @@
     </w:p>
     <w:p>
       <w:pPr>
-        <w:pStyle w:val="z4oo1s"/>
+        <w:pStyle w:val="y2v20y"/>
         <w:spacing w:after="160" w:line="360" w:lineRule="auto"/>
         <w:rPr>
           <w:rFonts w:ascii="SimSun" w:hAnsi="SimSun" w:eastAsia="SimSun"/>
@@ -781,7 +817,7 @@
     </w:p>
     <w:p>
       <w:pPr>
-        <w:pStyle w:val="z4oo1s"/>
+        <w:pStyle w:val="y2v20y"/>
         <w:spacing w:before="200" w:after="40"/>
         <w:jc w:val="center"/>
         <w:rPr>
@@ -827,7 +863,7 @@
     </w:p>
     <w:p>
       <w:pPr>
-        <w:pStyle w:val="z4oo1s"/>
+        <w:pStyle w:val="y2v20y"/>
         <w:spacing w:after="280"/>
         <w:jc w:val="center"/>
         <w:rPr>
@@ -848,45 +884,35 @@
     </w:p>
     <w:p>
       <w:pPr>
-        <w:pStyle w:val="z4oo1s"/>
-        <w:spacing w:after="160" w:line="360" w:lineRule="auto"/>
-        <w:rPr>
-          <w:rFonts w:ascii="SimSun" w:hAnsi="SimSun" w:eastAsia="SimSun"/>
-          <w:sz w:val="24"/>
-          <w:szCs w:val="24"/>
-        </w:rPr>
-      </w:pPr>
-      <w:r>
-        <w:rPr>
-          <w:rFonts w:hint="eastAsia" w:ascii="SimSun" w:hAnsi="SimSun" w:eastAsia="SimSun"/>
-          <w:sz w:val="24"/>
-          <w:szCs w:val="24"/>
-        </w:rPr>
-        <w:t>读到这儿，最容易读错的一句话是"站不住"。站不住不是"怎么动都跑掉"——青线上那一捆就自己回来了。站不住的意思是：**有一个方向跑掉，而只要有一个方向跑掉，这根棍子迟早会倒**；因为真实的一捆数里，多少总掺着一点红线的成分。一个跑、一个回来的那种点，名字叫鞍点——不用记这个名字，记住那个画面就够了。</w:t>
-      </w:r>
-    </w:p>
-    <w:p>
-      <w:pPr>
-        <w:pStyle w:val="z4oo1s"/>
-        <w:spacing w:after="160" w:line="360" w:lineRule="auto"/>
-        <w:rPr>
-          <w:rFonts w:ascii="SimSun" w:hAnsi="SimSun" w:eastAsia="SimSun"/>
-          <w:sz w:val="24"/>
-          <w:szCs w:val="24"/>
-        </w:rPr>
-      </w:pPr>
-      <w:r>
-        <w:rPr>
-          <w:rFonts w:hint="eastAsia" w:ascii="SimSun" w:hAnsi="SimSun" w:eastAsia="SimSun"/>
-          <w:sz w:val="24"/>
-          <w:szCs w:val="24"/>
-        </w:rPr>
-        <w:t>到这一步可以动手撞那句话了：改参数。棍子换长换短是改 a，加阻尼是改 c。我们把 a 从 −2 扫到 2.5、c 从 0 扫到 3，每一格都重算一遍两个倍数，再把"最大的那个倍数"的正负涂成颜色——正的红、负的青，得到一张地图。</w:t>
-      </w:r>
-    </w:p>
-    <w:p>
-      <w:pPr>
-        <w:pStyle w:val="z4oo1s"/>
+        <w:pStyle w:val="y2v20y"/>
+        <w:spacing w:after="160" w:line="360" w:lineRule="auto"/>
+        <w:rPr>
+          <w:rFonts w:ascii="SimSun" w:hAnsi="SimSun" w:eastAsia="SimSun"/>
+          <w:sz w:val="24"/>
+          <w:szCs w:val="24"/>
+        </w:rPr>
+      </w:pPr>
+      <w:r>
+        <w:rPr>
+          <w:rFonts w:hint="eastAsia" w:ascii="SimSun" w:hAnsi="SimSun" w:eastAsia="SimSun"/>
+          <w:sz w:val="24"/>
+          <w:szCs w:val="24"/>
+        </w:rPr>
+        <w:t>再做一次实验，这回换掉的是起点。把出发点从右上角拖到左下角、从左半边拖到右半边，轨迹一条一条全变了：有的笔直冲出去，有的先绕一圈，有的先缩一段再拐弯。可那两条直线一动没动，弯的线照样往红线上贴，直的照样在青线上缩。换一个会变的东西，看什么没跟着变——</w:t>
+      </w:r>
+      <w:r>
+        <w:rPr>
+          <w:rFonts w:hint="eastAsia" w:ascii="SimSun" w:hAnsi="SimSun" w:eastAsia="SimSun"/>
+          <w:b w:val="1"/>
+          <w:sz w:val="24"/>
+          <w:szCs w:val="24"/>
+        </w:rPr>
+        <w:t>两个倍数跟起点一点关系都没有，它只认那张表。</w:t>
+      </w:r>
+    </w:p>
+    <w:p>
+      <w:pPr>
+        <w:pStyle w:val="y2v20y"/>
         <w:spacing w:before="200" w:after="40"/>
         <w:jc w:val="center"/>
         <w:rPr>
@@ -898,7 +924,7 @@
       <w:r>
         <w:drawing>
           <wp:inline distT="0" distB="0" distL="0" distR="0">
-            <wp:extent cx="5334000" cy="3505200"/>
+            <wp:extent cx="5334000" cy="4533900"/>
             <wp:effectExtent l="0" t="0" r="0" b="0"/>
             <wp:docPr id="14" name="picture"/>
             <a:graphic>
@@ -917,7 +943,7 @@
                   <pic:spPr>
                     <a:xfrm>
                       <a:off x="0" y="0"/>
-                      <a:ext cx="5334000" cy="3505200"/>
+                      <a:ext cx="5334000" cy="4533900"/>
                     </a:xfrm>
                     <a:prstGeom prst="rect">
                       <a:avLst/>
@@ -932,7 +958,7 @@
     </w:p>
     <w:p>
       <w:pPr>
-        <w:pStyle w:val="z4oo1s"/>
+        <w:pStyle w:val="y2v20y"/>
         <w:spacing w:after="280"/>
         <w:jc w:val="center"/>
         <w:rPr>
@@ -948,50 +974,67 @@
           <w:sz w:val="18"/>
           <w:szCs w:val="18"/>
         </w:rPr>
-        <w:t>每一个格子都是重新算出来的：红＝有一个正倍数，青＝都是负倍数</w:t>
-      </w:r>
-    </w:p>
-    <w:p>
-      <w:pPr>
-        <w:pStyle w:val="z4oo1s"/>
-        <w:spacing w:after="160" w:line="360" w:lineRule="auto"/>
-        <w:rPr>
-          <w:rFonts w:ascii="SimSun" w:hAnsi="SimSun" w:eastAsia="SimSun"/>
-          <w:sz w:val="24"/>
-          <w:szCs w:val="24"/>
-        </w:rPr>
-      </w:pPr>
-      <w:r>
-        <w:rPr>
-          <w:rFonts w:hint="eastAsia" w:ascii="SimSun" w:hAnsi="SimSun" w:eastAsia="SimSun"/>
-          <w:sz w:val="24"/>
-          <w:szCs w:val="24"/>
-        </w:rPr>
-        <w:t>地图上有一条清清楚楚的分界：a ＝ 0。分界上面全红，下面全青。凭什么这么干净？回头看第二行左下角那个 a——它前面没有负号，所以交叉相减得到的是 −a。而交叉相减那个数等于两个倍数乘起来；乘起来是负的，就一定一正一负。再问 a 是什么：a 大于零是棍子朝上立着，a 小于零是重锤挂在下面——那是节拍器那一类东西，它自己会荡回来，也是小学就玩过的另一个玩具。同一根棍子，只差一个符号，稳不稳就换了个个儿；而阻尼这一项（对角线之和 −c）只管两个倍数的大小，管不了它们的正负。</w:t>
-      </w:r>
-    </w:p>
-    <w:p>
-      <w:pPr>
-        <w:pStyle w:val="z4oo1s"/>
-        <w:spacing w:after="160" w:line="360" w:lineRule="auto"/>
-        <w:rPr>
-          <w:rFonts w:ascii="SimSun" w:hAnsi="SimSun" w:eastAsia="SimSun"/>
-          <w:sz w:val="24"/>
-          <w:szCs w:val="24"/>
-        </w:rPr>
-      </w:pPr>
-      <w:r>
-        <w:rPr>
-          <w:rFonts w:hint="eastAsia" w:ascii="SimSun" w:hAnsi="SimSun" w:eastAsia="SimSun"/>
-          <w:sz w:val="24"/>
-          <w:szCs w:val="24"/>
-        </w:rPr>
-        <w:t>于是再看阻尼这一列。把 c 从 0.2 一路加到 10，等于给棍子泡进越来越稠的糖浆。两个倍数变了吗？变了：正的那个从 0.90 一路掉到 0.099。可它掉到哪儿去了？掉到 0.099——还在横轴上方。</w:t>
-      </w:r>
-    </w:p>
-    <w:p>
-      <w:pPr>
-        <w:pStyle w:val="z4oo1s"/>
+        <w:t>换掉的是起点，没换掉的是那两条直线</w:t>
+      </w:r>
+    </w:p>
+    <w:p>
+      <w:pPr>
+        <w:pStyle w:val="y2v20y"/>
+        <w:spacing w:after="160" w:line="360" w:lineRule="auto"/>
+        <w:rPr>
+          <w:rFonts w:ascii="SimSun" w:hAnsi="SimSun" w:eastAsia="SimSun"/>
+          <w:sz w:val="24"/>
+          <w:szCs w:val="24"/>
+        </w:rPr>
+      </w:pPr>
+      <w:r>
+        <w:rPr>
+          <w:rFonts w:hint="eastAsia" w:ascii="SimSun" w:hAnsi="SimSun" w:eastAsia="SimSun"/>
+          <w:sz w:val="24"/>
+          <w:szCs w:val="24"/>
+        </w:rPr>
+        <w:t>读到这儿，最容易读错的一句话是"站不住"。站不住不是"怎么动都跑掉"——青线上那一捆就自己回来了。站不住的意思是：</w:t>
+      </w:r>
+      <w:r>
+        <w:rPr>
+          <w:rFonts w:hint="eastAsia" w:ascii="SimSun" w:hAnsi="SimSun" w:eastAsia="SimSun"/>
+          <w:b w:val="1"/>
+          <w:sz w:val="24"/>
+          <w:szCs w:val="24"/>
+        </w:rPr>
+        <w:t>有一个方向跑掉，而只要有一个方向跑掉，这根棍子迟早会倒</w:t>
+      </w:r>
+      <w:r>
+        <w:rPr>
+          <w:rFonts w:hint="eastAsia" w:ascii="SimSun" w:hAnsi="SimSun" w:eastAsia="SimSun"/>
+          <w:sz w:val="24"/>
+          <w:szCs w:val="24"/>
+        </w:rPr>
+        <w:t>；因为真实的一捆数里，多少总掺着一点红线的成分。一个跑、一个回来的那种点，名字叫鞍点——不用记这个名字，记住那个画面就够了。</w:t>
+      </w:r>
+    </w:p>
+    <w:p>
+      <w:pPr>
+        <w:pStyle w:val="y2v20y"/>
+        <w:spacing w:after="160" w:line="360" w:lineRule="auto"/>
+        <w:rPr>
+          <w:rFonts w:ascii="SimSun" w:hAnsi="SimSun" w:eastAsia="SimSun"/>
+          <w:sz w:val="24"/>
+          <w:szCs w:val="24"/>
+        </w:rPr>
+      </w:pPr>
+      <w:r>
+        <w:rPr>
+          <w:rFonts w:hint="eastAsia" w:ascii="SimSun" w:hAnsi="SimSun" w:eastAsia="SimSun"/>
+          <w:sz w:val="24"/>
+          <w:szCs w:val="24"/>
+        </w:rPr>
+        <w:t>到这一步可以动手撞那句话了：改参数。棍子换长换短是改 a，加阻尼是改 c。我们把 a 从 −2 扫到 2.5、c 从 0 扫到 3，每一格都重算一遍两个倍数，再把"最大的那个倍数"的正负涂成颜色——正的红、负的青，得到一张地图。</w:t>
+      </w:r>
+    </w:p>
+    <w:p>
+      <w:pPr>
+        <w:pStyle w:val="y2v20y"/>
         <w:spacing w:before="200" w:after="40"/>
         <w:jc w:val="center"/>
         <w:rPr>
@@ -1003,7 +1046,7 @@
       <w:r>
         <w:drawing>
           <wp:inline distT="0" distB="0" distL="0" distR="0">
-            <wp:extent cx="5334000" cy="2962275"/>
+            <wp:extent cx="5334000" cy="3505200"/>
             <wp:effectExtent l="0" t="0" r="0" b="0"/>
             <wp:docPr id="17" name="picture"/>
             <a:graphic>
@@ -1022,7 +1065,7 @@
                   <pic:spPr>
                     <a:xfrm>
                       <a:off x="0" y="0"/>
-                      <a:ext cx="5334000" cy="2962275"/>
+                      <a:ext cx="5334000" cy="3505200"/>
                     </a:xfrm>
                     <a:prstGeom prst="rect">
                       <a:avLst/>
@@ -1037,7 +1080,7 @@
     </w:p>
     <w:p>
       <w:pPr>
-        <w:pStyle w:val="z4oo1s"/>
+        <w:pStyle w:val="y2v20y"/>
         <w:spacing w:after="280"/>
         <w:jc w:val="center"/>
         <w:rPr>
@@ -1053,69 +1096,50 @@
           <w:sz w:val="18"/>
           <w:szCs w:val="18"/>
         </w:rPr>
-        <w:t>阻尼从 0.2 加到 10：正的那个越来越小，永远在 0 上方</w:t>
-      </w:r>
-    </w:p>
-    <w:p>
-      <w:pPr>
-        <w:pStyle w:val="z4oo1s"/>
-        <w:spacing w:after="160" w:line="360" w:lineRule="auto"/>
-        <w:rPr>
-          <w:rFonts w:ascii="SimSun" w:hAnsi="SimSun" w:eastAsia="SimSun"/>
-          <w:sz w:val="24"/>
-          <w:szCs w:val="24"/>
-        </w:rPr>
-      </w:pPr>
-      <w:r>
-        <w:rPr>
-          <w:rFonts w:hint="eastAsia" w:ascii="SimSun" w:hAnsi="SimSun" w:eastAsia="SimSun"/>
-          <w:sz w:val="24"/>
-          <w:szCs w:val="24"/>
-        </w:rPr>
-        <w:t>这条线一直往下走，越走越慢，永远不碰到零。阻尼不是外因，它是棍子的内因之一；可是把内因连续地改下去，得到的是一次量变——正数一直在变小，从 0.90 到 0.099。量变要积累到质变，需要一个点：正数变成负数的那一点，而这条曲线上没有这个点。</w:t>
-      </w:r>
-    </w:p>
-    <w:p>
-      <w:pPr>
-        <w:pStyle w:val="z4oo1s"/>
-        <w:spacing w:after="160" w:line="360" w:lineRule="auto"/>
-        <w:rPr>
-          <w:rFonts w:ascii="SimSun" w:hAnsi="SimSun" w:eastAsia="SimSun"/>
-          <w:sz w:val="24"/>
-          <w:szCs w:val="24"/>
-        </w:rPr>
-      </w:pPr>
-      <w:r>
-        <w:rPr>
-          <w:rFonts w:hint="eastAsia" w:ascii="SimSun" w:hAnsi="SimSun" w:eastAsia="SimSun"/>
-          <w:sz w:val="24"/>
-          <w:szCs w:val="24"/>
-        </w:rPr>
-        <w:t>到这儿，那句话就撞断了。不是"改参数没用"，而是更硬的一句：**有的系统，内因怎么改都改不出你想要的那个性质**。变化的条件可以随便换，变化的根据说它非倒不可——矛盾就摆在这么直白的地方。</w:t>
-      </w:r>
-    </w:p>
-    <w:p>
-      <w:pPr>
-        <w:pStyle w:val="z4oo1s"/>
-        <w:spacing w:after="160" w:line="360" w:lineRule="auto"/>
-        <w:rPr>
-          <w:rFonts w:ascii="SimSun" w:hAnsi="SimSun" w:eastAsia="SimSun"/>
-          <w:sz w:val="24"/>
-          <w:szCs w:val="24"/>
-        </w:rPr>
-      </w:pPr>
-      <w:r>
-        <w:rPr>
-          <w:rFonts w:hint="eastAsia" w:ascii="SimSun" w:hAnsi="SimSun" w:eastAsia="SimSun"/>
-          <w:sz w:val="24"/>
-          <w:szCs w:val="24"/>
-        </w:rPr>
-        <w:t>撞断了怎么办？退一步，去看手。一个人立棍子的那三秒钟里到底在做什么？他眼睛盯着棍子，看见它歪了，手就跟着往那边走，让掌心追上棍子的顶端。歪得越厉害，手走得越快；要是还在往那边歪，手就比歪的速度再快一点。这件事他半秒钟里做了几十下，自己完全不知道在做什么数学。</w:t>
-      </w:r>
-    </w:p>
-    <w:p>
-      <w:pPr>
-        <w:pStyle w:val="z4oo1s"/>
+        <w:t>每一个格子都是重新算出来的：红＝有一个正倍数，青＝都是负倍数</w:t>
+      </w:r>
+    </w:p>
+    <w:p>
+      <w:pPr>
+        <w:pStyle w:val="y2v20y"/>
+        <w:spacing w:after="160" w:line="360" w:lineRule="auto"/>
+        <w:rPr>
+          <w:rFonts w:ascii="SimSun" w:hAnsi="SimSun" w:eastAsia="SimSun"/>
+          <w:sz w:val="24"/>
+          <w:szCs w:val="24"/>
+        </w:rPr>
+      </w:pPr>
+      <w:r>
+        <w:rPr>
+          <w:rFonts w:hint="eastAsia" w:ascii="SimSun" w:hAnsi="SimSun" w:eastAsia="SimSun"/>
+          <w:sz w:val="24"/>
+          <w:szCs w:val="24"/>
+        </w:rPr>
+        <w:t>地图上有一条清清楚楚的分界：a ＝ 0。分界上面全红，下面全青。凭什么这么干净？回头看第二行左下角那个 a——它前面没有负号，所以交叉相减得到的是 −a。而交叉相减那个数等于两个倍数乘起来；乘起来是负的，就一定一正一负。再问 a 是什么：a 大于零是棍子朝上立着，a 小于零是重锤挂在下面——那是节拍器那一类东西，它自己会荡回来，也是小学就玩过的另一个玩具。同一根棍子，只差一个符号，稳不稳就换了个个儿；而阻尼这一项（对角线之和 −c）只管两个倍数的大小，管不了它们的正负。</w:t>
+      </w:r>
+    </w:p>
+    <w:p>
+      <w:pPr>
+        <w:pStyle w:val="y2v20y"/>
+        <w:spacing w:after="160" w:line="360" w:lineRule="auto"/>
+        <w:rPr>
+          <w:rFonts w:ascii="SimSun" w:hAnsi="SimSun" w:eastAsia="SimSun"/>
+          <w:sz w:val="24"/>
+          <w:szCs w:val="24"/>
+        </w:rPr>
+      </w:pPr>
+      <w:r>
+        <w:rPr>
+          <w:rFonts w:hint="eastAsia" w:ascii="SimSun" w:hAnsi="SimSun" w:eastAsia="SimSun"/>
+          <w:sz w:val="24"/>
+          <w:szCs w:val="24"/>
+        </w:rPr>
+        <w:t>于是再看阻尼这一列。把 c 从 0.2 一路加到 10，等于给棍子泡进越来越稠的糖浆。两个倍数变了吗？变了：正的那个从 0.90 一路掉到 0.099。可它掉到哪儿去了？掉到 0.099——还在横轴上方。</w:t>
+      </w:r>
+    </w:p>
+    <w:p>
+      <w:pPr>
+        <w:pStyle w:val="y2v20y"/>
         <w:spacing w:before="200" w:after="40"/>
         <w:jc w:val="center"/>
         <w:rPr>
@@ -1127,7 +1151,7 @@
       <w:r>
         <w:drawing>
           <wp:inline distT="0" distB="0" distL="0" distR="0">
-            <wp:extent cx="5334000" cy="2171700"/>
+            <wp:extent cx="5334000" cy="2962275"/>
             <wp:effectExtent l="0" t="0" r="0" b="0"/>
             <wp:docPr id="20" name="picture"/>
             <a:graphic>
@@ -1146,6 +1170,214 @@
                   <pic:spPr>
                     <a:xfrm>
                       <a:off x="0" y="0"/>
+                      <a:ext cx="5334000" cy="2962275"/>
+                    </a:xfrm>
+                    <a:prstGeom prst="rect">
+                      <a:avLst/>
+                    </a:prstGeom>
+                  </pic:spPr>
+                </pic:pic>
+              </a:graphicData>
+            </a:graphic>
+          </wp:inline>
+        </w:drawing>
+      </w:r>
+    </w:p>
+    <w:p>
+      <w:pPr>
+        <w:pStyle w:val="y2v20y"/>
+        <w:spacing w:after="280"/>
+        <w:jc w:val="center"/>
+        <w:rPr>
+          <w:rFonts w:ascii="SimSun" w:hAnsi="SimSun" w:eastAsia="SimSun"/>
+          <w:sz w:val="24"/>
+          <w:szCs w:val="24"/>
+        </w:rPr>
+      </w:pPr>
+      <w:r>
+        <w:rPr>
+          <w:rFonts w:hint="eastAsia" w:ascii="SimSun" w:hAnsi="SimSun" w:eastAsia="SimSun"/>
+          <w:color w:val="6B7280"/>
+          <w:sz w:val="18"/>
+          <w:szCs w:val="18"/>
+        </w:rPr>
+        <w:t>阻尼从 0.2 加到 10：正的那个越来越小，永远在 0 上方</w:t>
+      </w:r>
+    </w:p>
+    <w:p>
+      <w:pPr>
+        <w:pStyle w:val="y2v20y"/>
+        <w:spacing w:after="160" w:line="360" w:lineRule="auto"/>
+        <w:rPr>
+          <w:rFonts w:ascii="SimSun" w:hAnsi="SimSun" w:eastAsia="SimSun"/>
+          <w:sz w:val="24"/>
+          <w:szCs w:val="24"/>
+        </w:rPr>
+      </w:pPr>
+      <w:r>
+        <w:rPr>
+          <w:rFonts w:hint="eastAsia" w:ascii="SimSun" w:hAnsi="SimSun" w:eastAsia="SimSun"/>
+          <w:sz w:val="24"/>
+          <w:szCs w:val="24"/>
+        </w:rPr>
+        <w:t>这条线一直往下走，越走越慢，永远不碰到零。阻尼不是外因，它是棍子的内因之一；可是把内因连续地改下去，得到的是一次量变——正数一直在变小，从 0.90 到 0.099。量变要积累到质变，需要一个点：正数变成负数的那一点，而这条曲线上没有这个点。</w:t>
+      </w:r>
+    </w:p>
+    <w:p>
+      <w:pPr>
+        <w:pStyle w:val="y2v20y"/>
+        <w:spacing w:after="160" w:line="360" w:lineRule="auto"/>
+        <w:rPr>
+          <w:rFonts w:ascii="SimSun" w:hAnsi="SimSun" w:eastAsia="SimSun"/>
+          <w:sz w:val="24"/>
+          <w:szCs w:val="24"/>
+        </w:rPr>
+      </w:pPr>
+      <w:r>
+        <w:rPr>
+          <w:rFonts w:hint="eastAsia" w:ascii="SimSun" w:hAnsi="SimSun" w:eastAsia="SimSun"/>
+          <w:sz w:val="24"/>
+          <w:szCs w:val="24"/>
+        </w:rPr>
+        <w:t>到这儿，那句话就撞断了。不是"改参数没用"，而是更硬的一句：</w:t>
+      </w:r>
+      <w:r>
+        <w:rPr>
+          <w:rFonts w:hint="eastAsia" w:ascii="SimSun" w:hAnsi="SimSun" w:eastAsia="SimSun"/>
+          <w:b w:val="1"/>
+          <w:sz w:val="24"/>
+          <w:szCs w:val="24"/>
+        </w:rPr>
+        <w:t>有的系统，内因怎么改都改不出你想要的那个性质</w:t>
+      </w:r>
+      <w:r>
+        <w:rPr>
+          <w:rFonts w:hint="eastAsia" w:ascii="SimSun" w:hAnsi="SimSun" w:eastAsia="SimSun"/>
+          <w:sz w:val="24"/>
+          <w:szCs w:val="24"/>
+        </w:rPr>
+        <w:t>。变化的条件可以随便换，变化的根据说它非倒不可——矛盾就摆在这么直白的地方。</w:t>
+      </w:r>
+    </w:p>
+    <w:p>
+      <w:pPr>
+        <w:pStyle w:val="y2v20y"/>
+        <w:spacing w:after="160" w:line="360" w:lineRule="auto"/>
+        <w:rPr>
+          <w:rFonts w:ascii="SimSun" w:hAnsi="SimSun" w:eastAsia="SimSun"/>
+          <w:sz w:val="24"/>
+          <w:szCs w:val="24"/>
+        </w:rPr>
+      </w:pPr>
+      <w:r>
+        <w:rPr>
+          <w:rFonts w:hint="eastAsia" w:ascii="SimSun" w:hAnsi="SimSun" w:eastAsia="SimSun"/>
+          <w:sz w:val="24"/>
+          <w:szCs w:val="24"/>
+        </w:rPr>
+        <w:t>撞断了怎么办？退一步，去看手。一个人立棍子的那三秒钟里到底在做什么？他眼睛盯着棍子，看见它歪了，手就跟着往那边走，让掌心追上棍子的顶端。歪得越厉害，手走得越快；要是还在往那边歪，手就比歪的速度再快一点。注意他拿什么当原料：眼睛一次只交给他一个数——歪了多少；"歪得多快"是他自己拿两回看相减比出来的，比得粗，还带着抖。这件事他半秒钟里做了几十下，自己完全不知道在做什么数学。</w:t>
+      </w:r>
+    </w:p>
+    <w:p>
+      <w:pPr>
+        <w:pStyle w:val="y2v20y"/>
+        <w:spacing w:before="200" w:after="40"/>
+        <w:jc w:val="center"/>
+        <w:rPr>
+          <w:rFonts w:ascii="SimSun" w:hAnsi="SimSun" w:eastAsia="SimSun"/>
+          <w:sz w:val="24"/>
+          <w:szCs w:val="24"/>
+        </w:rPr>
+      </w:pPr>
+      <w:r>
+        <w:drawing>
+          <wp:inline distT="0" distB="0" distL="0" distR="0">
+            <wp:extent cx="5334000" cy="1752600"/>
+            <wp:effectExtent l="0" t="0" r="0" b="0"/>
+            <wp:docPr id="23" name="picture"/>
+            <a:graphic>
+              <a:graphicData uri="http://schemas.openxmlformats.org/drawingml/2006/picture">
+                <pic:pic>
+                  <pic:nvPicPr>
+                    <pic:cNvPr id="24" name="picture"/>
+                    <pic:cNvPicPr/>
+                  </pic:nvPicPr>
+                  <pic:blipFill rotWithShape="1">
+                    <a:blip r:embed="rId11"/>
+                    <a:stretch>
+                      <a:fillRect/>
+                    </a:stretch>
+                  </pic:blipFill>
+                  <pic:spPr>
+                    <a:xfrm>
+                      <a:off x="0" y="0"/>
+                      <a:ext cx="5334000" cy="1752600"/>
+                    </a:xfrm>
+                    <a:prstGeom prst="rect">
+                      <a:avLst/>
+                    </a:prstGeom>
+                  </pic:spPr>
+                </pic:pic>
+              </a:graphicData>
+            </a:graphic>
+          </wp:inline>
+        </w:drawing>
+      </w:r>
+    </w:p>
+    <w:p>
+      <w:pPr>
+        <w:pStyle w:val="y2v20y"/>
+        <w:spacing w:after="280"/>
+        <w:jc w:val="center"/>
+        <w:rPr>
+          <w:rFonts w:ascii="SimSun" w:hAnsi="SimSun" w:eastAsia="SimSun"/>
+          <w:sz w:val="24"/>
+          <w:szCs w:val="24"/>
+        </w:rPr>
+      </w:pPr>
+      <w:r>
+        <w:rPr>
+          <w:rFonts w:hint="eastAsia" w:ascii="SimSun" w:hAnsi="SimSun" w:eastAsia="SimSun"/>
+          <w:color w:val="6B7280"/>
+          <w:sz w:val="18"/>
+          <w:szCs w:val="18"/>
+        </w:rPr>
+        <w:t>手拿到的两个数：一个是量到的，一个是自己比出来的</w:t>
+      </w:r>
+    </w:p>
+    <w:p>
+      <w:pPr>
+        <w:pStyle w:val="y2v20y"/>
+        <w:spacing w:before="200" w:after="40"/>
+        <w:jc w:val="center"/>
+        <w:rPr>
+          <w:rFonts w:ascii="SimSun" w:hAnsi="SimSun" w:eastAsia="SimSun"/>
+          <w:sz w:val="24"/>
+          <w:szCs w:val="24"/>
+        </w:rPr>
+      </w:pPr>
+      <w:r>
+        <w:drawing>
+          <wp:inline distT="0" distB="0" distL="0" distR="0">
+            <wp:extent cx="5334000" cy="2171700"/>
+            <wp:effectExtent l="0" t="0" r="0" b="0"/>
+            <wp:docPr id="26" name="picture"/>
+            <a:graphic>
+              <a:graphicData uri="http://schemas.openxmlformats.org/drawingml/2006/picture">
+                <pic:pic>
+                  <pic:nvPicPr>
+                    <pic:cNvPr id="27" name="picture"/>
+                    <pic:cNvPicPr/>
+                  </pic:nvPicPr>
+                  <pic:blipFill rotWithShape="1">
+                    <a:blip r:embed="rId12"/>
+                    <a:stretch>
+                      <a:fillRect/>
+                    </a:stretch>
+                  </pic:blipFill>
+                  <pic:spPr>
+                    <a:xfrm>
+                      <a:off x="0" y="0"/>
                       <a:ext cx="5334000" cy="2171700"/>
                     </a:xfrm>
                     <a:prstGeom prst="rect">
@@ -1161,7 +1393,7 @@
     </w:p>
     <w:p>
       <w:pPr>
-        <w:pStyle w:val="z4oo1s"/>
+        <w:pStyle w:val="y2v20y"/>
         <w:spacing w:after="280"/>
         <w:jc w:val="center"/>
         <w:rPr>
@@ -1182,26 +1414,43 @@
     </w:p>
     <w:p>
       <w:pPr>
-        <w:pStyle w:val="z4oo1s"/>
-        <w:spacing w:after="160" w:line="360" w:lineRule="auto"/>
-        <w:rPr>
-          <w:rFonts w:ascii="SimSun" w:hAnsi="SimSun" w:eastAsia="SimSun"/>
-          <w:sz w:val="24"/>
-          <w:szCs w:val="24"/>
-        </w:rPr>
-      </w:pPr>
-      <w:r>
-        <w:rPr>
-          <w:rFonts w:hint="eastAsia" w:ascii="SimSun" w:hAnsi="SimSun" w:eastAsia="SimSun"/>
-          <w:sz w:val="24"/>
-          <w:szCs w:val="24"/>
-        </w:rPr>
-        <w:t>把"手跟着走"写成一条线，就又回到了上一篇的语言。手给的力作用在哪儿？作用在"歪得多快"这一行上。**力从哪儿进去**是两个数并排的一列，写下来是 b ＝ (0, 1)；手使多大劲，按"歪了多少"分一笔、按"歪得多快"分一笔，各配一个系数，写成一行 k ＝ (k₁, k₂)。这两笔合起来是一股力，力又作用回表上，于是表得改写：</w:t>
-      </w:r>
-    </w:p>
-    <w:p>
-      <w:pPr>
-        <w:pStyle w:val="z4oo1s"/>
+        <w:pStyle w:val="y2v20y"/>
+        <w:spacing w:after="160" w:line="360" w:lineRule="auto"/>
+        <w:rPr>
+          <w:rFonts w:ascii="SimSun" w:hAnsi="SimSun" w:eastAsia="SimSun"/>
+          <w:sz w:val="24"/>
+          <w:szCs w:val="24"/>
+        </w:rPr>
+      </w:pPr>
+      <w:r>
+        <w:rPr>
+          <w:rFonts w:hint="eastAsia" w:ascii="SimSun" w:hAnsi="SimSun" w:eastAsia="SimSun"/>
+          <w:sz w:val="24"/>
+          <w:szCs w:val="24"/>
+        </w:rPr>
+        <w:t>把"手跟着走"写成一条线，就又回到了上一篇的语言。手给的力作用在哪儿？作用在"歪得多快"这一行上。</w:t>
+      </w:r>
+      <w:r>
+        <w:rPr>
+          <w:rFonts w:hint="eastAsia" w:ascii="SimSun" w:hAnsi="SimSun" w:eastAsia="SimSun"/>
+          <w:b w:val="1"/>
+          <w:sz w:val="24"/>
+          <w:szCs w:val="24"/>
+        </w:rPr>
+        <w:t>力从哪儿进去</w:t>
+      </w:r>
+      <w:r>
+        <w:rPr>
+          <w:rFonts w:hint="eastAsia" w:ascii="SimSun" w:hAnsi="SimSun" w:eastAsia="SimSun"/>
+          <w:sz w:val="24"/>
+          <w:szCs w:val="24"/>
+        </w:rPr>
+        <w:t>是两个数并排的一列，写下来是 b ＝ (0, 1)；手使多大劲，按"歪了多少"分一笔、按"歪得多快"分一笔，各配一个系数，写成一行 k ＝ (k₁, k₂)。这两笔合起来是一股力，力又作用回表上，于是表得改写：</w:t>
+      </w:r>
+    </w:p>
+    <w:p>
+      <w:pPr>
+        <w:pStyle w:val="y2v20y"/>
         <w:spacing w:before="160" w:after="160"/>
         <w:jc w:val="center"/>
         <w:rPr>
@@ -1309,7 +1558,7 @@
     </w:p>
     <w:p>
       <w:pPr>
-        <w:pStyle w:val="z4oo1s"/>
+        <w:pStyle w:val="y2v20y"/>
         <w:spacing w:after="160" w:line="360" w:lineRule="auto"/>
         <w:rPr>
           <w:rFonts w:ascii="SimSun" w:hAnsi="SimSun" w:eastAsia="SimSun"/>
@@ -1387,12 +1636,29 @@
           <w:sz w:val="24"/>
           <w:szCs w:val="24"/>
         </w:rPr>
-        <w:t>。**一列乘一行，减在那张表上**——就减了这么一下，别的什么也没动。这件事可以说得更重一点：引回来的那条线是外因，而它一接上，就被吃进了那张表里，成了内因的一部分。外因通过内因起作用，在手立棍子这件事上，"通过"是一道减法；这件事工程上叫反馈，名字是后置的，因为话已经说完了。</w:t>
-      </w:r>
-    </w:p>
-    <w:p>
-      <w:pPr>
-        <w:pStyle w:val="z4oo1s"/>
+        <w:t>。</w:t>
+      </w:r>
+      <w:r>
+        <w:rPr>
+          <w:rFonts w:hint="eastAsia" w:ascii="SimSun" w:hAnsi="SimSun" w:eastAsia="SimSun"/>
+          <w:b w:val="1"/>
+          <w:sz w:val="24"/>
+          <w:szCs w:val="24"/>
+        </w:rPr>
+        <w:t>一列乘一行，减在那张表上</w:t>
+      </w:r>
+      <w:r>
+        <w:rPr>
+          <w:rFonts w:hint="eastAsia" w:ascii="SimSun" w:hAnsi="SimSun" w:eastAsia="SimSun"/>
+          <w:sz w:val="24"/>
+          <w:szCs w:val="24"/>
+        </w:rPr>
+        <w:t>——就减了这么一下，别的什么也没动。这件事可以说得更重一点：引回来的那条线是外因，而它一接上，就被吃进了那张表里，成了内因的一部分。外因通过内因起作用，在手立棍子这件事上，"通过"是一道减法；这件事工程上叫反馈，名字是后置的，因为话已经说完了。</w:t>
+      </w:r>
+    </w:p>
+    <w:p>
+      <w:pPr>
+        <w:pStyle w:val="y2v20y"/>
         <w:spacing w:before="200" w:after="40"/>
         <w:jc w:val="center"/>
         <w:rPr>
@@ -1406,16 +1672,16 @@
           <wp:inline distT="0" distB="0" distL="0" distR="0">
             <wp:extent cx="5334000" cy="2266950"/>
             <wp:effectExtent l="0" t="0" r="0" b="0"/>
-            <wp:docPr id="23" name="picture"/>
+            <wp:docPr id="29" name="picture"/>
             <a:graphic>
               <a:graphicData uri="http://schemas.openxmlformats.org/drawingml/2006/picture">
                 <pic:pic>
                   <pic:nvPicPr>
-                    <pic:cNvPr id="24" name="picture"/>
+                    <pic:cNvPr id="30" name="picture"/>
                     <pic:cNvPicPr/>
                   </pic:nvPicPr>
                   <pic:blipFill rotWithShape="1">
-                    <a:blip r:embed="rId11"/>
+                    <a:blip r:embed="rId13"/>
                     <a:stretch>
                       <a:fillRect/>
                     </a:stretch>
@@ -1438,7 +1704,7 @@
     </w:p>
     <w:p>
       <w:pPr>
-        <w:pStyle w:val="z4oo1s"/>
+        <w:pStyle w:val="y2v20y"/>
         <w:spacing w:after="280"/>
         <w:jc w:val="center"/>
         <w:rPr>
@@ -1459,7 +1725,112 @@
     </w:p>
     <w:p>
       <w:pPr>
-        <w:pStyle w:val="z4oo1s"/>
+        <w:pStyle w:val="y2v20y"/>
+        <w:spacing w:after="160" w:line="360" w:lineRule="auto"/>
+        <w:rPr>
+          <w:rFonts w:ascii="SimSun" w:hAnsi="SimSun" w:eastAsia="SimSun"/>
+          <w:sz w:val="24"/>
+          <w:szCs w:val="24"/>
+        </w:rPr>
+      </w:pPr>
+      <w:r>
+        <w:rPr>
+          <w:rFonts w:hint="eastAsia" w:ascii="SimSun" w:hAnsi="SimSun" w:eastAsia="SimSun"/>
+          <w:sz w:val="24"/>
+          <w:szCs w:val="24"/>
+        </w:rPr>
+        <w:t>这里要多说一句为什么要这么写。b 竖着写，是因为它要跟表相乘：一张表乘一列，出来的还是一列，力才落得回一捆数上；b 要是横着写，这一乘就乘不起来。k 横着写，是因为它要乘在一捆数上得出一个数：一行乘一列，是一个数，正好是力的大小。而一列乘一行得到的是一张表——那一乘就是上面那道减法。两个方向记反了，减出来的东西会去改第一列；那正是下一篇要干的活，混了这两件事，两篇就串了。</w:t>
+      </w:r>
+    </w:p>
+    <w:p>
+      <w:pPr>
+        <w:pStyle w:val="y2v20y"/>
+        <w:spacing w:before="200" w:after="40"/>
+        <w:jc w:val="center"/>
+        <w:rPr>
+          <w:rFonts w:ascii="SimSun" w:hAnsi="SimSun" w:eastAsia="SimSun"/>
+          <w:sz w:val="24"/>
+          <w:szCs w:val="24"/>
+        </w:rPr>
+      </w:pPr>
+      <w:r>
+        <w:drawing>
+          <wp:inline distT="0" distB="0" distL="0" distR="0">
+            <wp:extent cx="5334000" cy="1619250"/>
+            <wp:effectExtent l="0" t="0" r="0" b="0"/>
+            <wp:docPr id="32" name="picture"/>
+            <a:graphic>
+              <a:graphicData uri="http://schemas.openxmlformats.org/drawingml/2006/picture">
+                <pic:pic>
+                  <pic:nvPicPr>
+                    <pic:cNvPr id="33" name="picture"/>
+                    <pic:cNvPicPr/>
+                  </pic:nvPicPr>
+                  <pic:blipFill rotWithShape="1">
+                    <a:blip r:embed="rId14"/>
+                    <a:stretch>
+                      <a:fillRect/>
+                    </a:stretch>
+                  </pic:blipFill>
+                  <pic:spPr>
+                    <a:xfrm>
+                      <a:off x="0" y="0"/>
+                      <a:ext cx="5334000" cy="1619250"/>
+                    </a:xfrm>
+                    <a:prstGeom prst="rect">
+                      <a:avLst/>
+                    </a:prstGeom>
+                  </pic:spPr>
+                </pic:pic>
+              </a:graphicData>
+            </a:graphic>
+          </wp:inline>
+        </w:drawing>
+      </w:r>
+    </w:p>
+    <w:p>
+      <w:pPr>
+        <w:pStyle w:val="y2v20y"/>
+        <w:spacing w:after="280"/>
+        <w:jc w:val="center"/>
+        <w:rPr>
+          <w:rFonts w:ascii="SimSun" w:hAnsi="SimSun" w:eastAsia="SimSun"/>
+          <w:sz w:val="24"/>
+          <w:szCs w:val="24"/>
+        </w:rPr>
+      </w:pPr>
+      <w:r>
+        <w:rPr>
+          <w:rFonts w:hint="eastAsia" w:ascii="SimSun" w:hAnsi="SimSun" w:eastAsia="SimSun"/>
+          <w:color w:val="6B7280"/>
+          <w:sz w:val="18"/>
+          <w:szCs w:val="18"/>
+        </w:rPr>
+        <w:t>一行、一列、一张表：乘出来的形状，决定了作用物去了哪儿</w:t>
+      </w:r>
+    </w:p>
+    <w:p>
+      <w:pPr>
+        <w:pStyle w:val="y2v20y"/>
+        <w:spacing w:after="160" w:line="360" w:lineRule="auto"/>
+        <w:rPr>
+          <w:rFonts w:ascii="SimSun" w:hAnsi="SimSun" w:eastAsia="SimSun"/>
+          <w:sz w:val="24"/>
+          <w:szCs w:val="24"/>
+        </w:rPr>
+      </w:pPr>
+      <w:r>
+        <w:rPr>
+          <w:rFonts w:hint="eastAsia" w:ascii="SimSun" w:hAnsi="SimSun" w:eastAsia="SimSun"/>
+          <w:sz w:val="24"/>
+          <w:szCs w:val="24"/>
+        </w:rPr>
+        <w:t>顺便把"作用"这个词的三种去向排一排，免得它读起来像个万能比喻：两个基相加，"作用的那个"在结果里没有了位置——这是理想化的代价；一张表乘一捆数，表没有消失，它变成了"每一列被送到哪儿"的那组系数；两张表相乘，作用的表并进了新表里，成了内因的一部分。这一步用的是第三种；前两种上一篇都用过，只是当时没给它们编号。</w:t>
+      </w:r>
+    </w:p>
+    <w:p>
+      <w:pPr>
+        <w:pStyle w:val="y2v20y"/>
         <w:spacing w:after="160" w:line="360" w:lineRule="auto"/>
         <w:rPr>
           <w:rFonts w:ascii="SimSun" w:hAnsi="SimSun" w:eastAsia="SimSun"/>
@@ -1542,7 +1913,7 @@
     </w:p>
     <w:p>
       <w:pPr>
-        <w:pStyle w:val="z4oo1s"/>
+        <w:pStyle w:val="y2v20y"/>
         <w:spacing w:before="160" w:after="160"/>
         <w:jc w:val="center"/>
         <w:rPr>
@@ -1622,7 +1993,7 @@
     </w:p>
     <w:p>
       <w:pPr>
-        <w:pStyle w:val="z4oo1s"/>
+        <w:pStyle w:val="y2v20y"/>
         <w:spacing w:after="160" w:line="360" w:lineRule="auto"/>
         <w:rPr>
           <w:rFonts w:ascii="SimSun" w:hAnsi="SimSun" w:eastAsia="SimSun"/>
@@ -1710,26 +2081,60 @@
     </w:p>
     <w:p>
       <w:pPr>
-        <w:pStyle w:val="z4oo1s"/>
-        <w:spacing w:after="160" w:line="360" w:lineRule="auto"/>
-        <w:rPr>
-          <w:rFonts w:ascii="SimSun" w:hAnsi="SimSun" w:eastAsia="SimSun"/>
-          <w:sz w:val="24"/>
-          <w:szCs w:val="24"/>
-        </w:rPr>
-      </w:pPr>
-      <w:r>
-        <w:rPr>
-          <w:rFonts w:hint="eastAsia" w:ascii="SimSun" w:hAnsi="SimSun" w:eastAsia="SimSun"/>
-          <w:sz w:val="24"/>
-          <w:szCs w:val="24"/>
-        </w:rPr>
-        <w:t>两个数说清了整件事：**k₁ 要压过 a**——手往那边走的劲得压过棍子往外倒的劲；**k₂ 要压过 −c**——按速度分的那一笔得压过阻尼。拿 a ＝ 1、c ＝ 0.2 试，取 k ＝ (3, 2.8)，两个倍数是 −1.00 与 −2.00，干净得像刻度。</w:t>
-      </w:r>
-    </w:p>
-    <w:p>
-      <w:pPr>
-        <w:pStyle w:val="z4oo1s"/>
+        <w:pStyle w:val="y2v20y"/>
+        <w:spacing w:after="160" w:line="360" w:lineRule="auto"/>
+        <w:rPr>
+          <w:rFonts w:ascii="SimSun" w:hAnsi="SimSun" w:eastAsia="SimSun"/>
+          <w:sz w:val="24"/>
+          <w:szCs w:val="24"/>
+        </w:rPr>
+      </w:pPr>
+      <w:r>
+        <w:rPr>
+          <w:rFonts w:hint="eastAsia" w:ascii="SimSun" w:hAnsi="SimSun" w:eastAsia="SimSun"/>
+          <w:sz w:val="24"/>
+          <w:szCs w:val="24"/>
+        </w:rPr>
+        <w:t>两个数说清了整件事：</w:t>
+      </w:r>
+      <w:r>
+        <w:rPr>
+          <w:rFonts w:hint="eastAsia" w:ascii="SimSun" w:hAnsi="SimSun" w:eastAsia="SimSun"/>
+          <w:b w:val="1"/>
+          <w:sz w:val="24"/>
+          <w:szCs w:val="24"/>
+        </w:rPr>
+        <w:t>k₁ 要压过 a</w:t>
+      </w:r>
+      <w:r>
+        <w:rPr>
+          <w:rFonts w:hint="eastAsia" w:ascii="SimSun" w:hAnsi="SimSun" w:eastAsia="SimSun"/>
+          <w:sz w:val="24"/>
+          <w:szCs w:val="24"/>
+        </w:rPr>
+        <w:t>——手往那边走的劲得压过棍子往外倒的劲；</w:t>
+      </w:r>
+      <w:r>
+        <w:rPr>
+          <w:rFonts w:hint="eastAsia" w:ascii="SimSun" w:hAnsi="SimSun" w:eastAsia="SimSun"/>
+          <w:b w:val="1"/>
+          <w:sz w:val="24"/>
+          <w:szCs w:val="24"/>
+        </w:rPr>
+        <w:t>k₂ 要压过 −c</w:t>
+      </w:r>
+      <w:r>
+        <w:rPr>
+          <w:rFonts w:hint="eastAsia" w:ascii="SimSun" w:hAnsi="SimSun" w:eastAsia="SimSun"/>
+          <w:sz w:val="24"/>
+          <w:szCs w:val="24"/>
+        </w:rPr>
+        <w:t>——按速度分的那一笔得压过阻尼。拿 a ＝ 1、c ＝ 0.2 试，取 k ＝ (3, 2.8)，两个倍数是 −1.00 与 −2.00，干净得像刻度。</w:t>
+      </w:r>
+    </w:p>
+    <w:p>
+      <w:pPr>
+        <w:pStyle w:val="y2v20y"/>
         <w:spacing w:before="200" w:after="40"/>
         <w:jc w:val="center"/>
         <w:rPr>
@@ -1743,16 +2148,16 @@
           <wp:inline distT="0" distB="0" distL="0" distR="0">
             <wp:extent cx="5334000" cy="3667125"/>
             <wp:effectExtent l="0" t="0" r="0" b="0"/>
-            <wp:docPr id="26" name="picture"/>
+            <wp:docPr id="35" name="picture"/>
             <a:graphic>
               <a:graphicData uri="http://schemas.openxmlformats.org/drawingml/2006/picture">
                 <pic:pic>
                   <pic:nvPicPr>
-                    <pic:cNvPr id="27" name="picture"/>
+                    <pic:cNvPr id="36" name="picture"/>
                     <pic:cNvPicPr/>
                   </pic:nvPicPr>
                   <pic:blipFill rotWithShape="1">
-                    <a:blip r:embed="rId12"/>
+                    <a:blip r:embed="rId15"/>
                     <a:stretch>
                       <a:fillRect/>
                     </a:stretch>
@@ -1775,7 +2180,7 @@
     </w:p>
     <w:p>
       <w:pPr>
-        <w:pStyle w:val="z4oo1s"/>
+        <w:pStyle w:val="y2v20y"/>
         <w:spacing w:after="280"/>
         <w:jc w:val="center"/>
         <w:rPr>
@@ -1796,7 +2201,7 @@
     </w:p>
     <w:p>
       <w:pPr>
-        <w:pStyle w:val="z4oo1s"/>
+        <w:pStyle w:val="y2v20y"/>
         <w:spacing w:after="160" w:line="360" w:lineRule="auto"/>
         <w:rPr>
           <w:rFonts w:ascii="SimSun" w:hAnsi="SimSun" w:eastAsia="SimSun"/>
@@ -1815,7 +2220,7 @@
     </w:p>
     <w:p>
       <w:pPr>
-        <w:pStyle w:val="z4oo1s"/>
+        <w:pStyle w:val="y2v20y"/>
         <w:spacing w:after="160" w:line="360" w:lineRule="auto"/>
         <w:rPr>
           <w:rFonts w:ascii="SimSun" w:hAnsi="SimSun" w:eastAsia="SimSun"/>
@@ -1834,7 +2239,7 @@
     </w:p>
     <w:p>
       <w:pPr>
-        <w:pStyle w:val="z4oo1s"/>
+        <w:pStyle w:val="y2v20y"/>
         <w:spacing w:after="160" w:line="360" w:lineRule="auto"/>
         <w:rPr>
           <w:rFonts w:ascii="SimSun" w:hAnsi="SimSun" w:eastAsia="SimSun"/>
@@ -1949,7 +2354,7 @@
     </w:p>
     <w:p>
       <w:pPr>
-        <w:pStyle w:val="z4oo1s"/>
+        <w:pStyle w:val="y2v20y"/>
         <w:spacing w:after="160" w:line="360" w:lineRule="auto"/>
         <w:rPr>
           <w:rFonts w:ascii="SimSun" w:hAnsi="SimSun" w:eastAsia="SimSun"/>
@@ -1968,7 +2373,7 @@
     </w:p>
     <w:p>
       <w:pPr>
-        <w:pStyle w:val="z4oo1s"/>
+        <w:pStyle w:val="y2v20y"/>
         <w:spacing w:before="200" w:after="40"/>
         <w:jc w:val="center"/>
         <w:rPr>
@@ -1982,16 +2387,16 @@
           <wp:inline distT="0" distB="0" distL="0" distR="0">
             <wp:extent cx="5334000" cy="2305050"/>
             <wp:effectExtent l="0" t="0" r="0" b="0"/>
-            <wp:docPr id="29" name="picture"/>
+            <wp:docPr id="38" name="picture"/>
             <a:graphic>
               <a:graphicData uri="http://schemas.openxmlformats.org/drawingml/2006/picture">
                 <pic:pic>
                   <pic:nvPicPr>
-                    <pic:cNvPr id="30" name="picture"/>
+                    <pic:cNvPr id="39" name="picture"/>
                     <pic:cNvPicPr/>
                   </pic:nvPicPr>
                   <pic:blipFill rotWithShape="1">
-                    <a:blip r:embed="rId13"/>
+                    <a:blip r:embed="rId16"/>
                     <a:stretch>
                       <a:fillRect/>
                     </a:stretch>
@@ -2014,7 +2419,7 @@
     </w:p>
     <w:p>
       <w:pPr>
-        <w:pStyle w:val="z4oo1s"/>
+        <w:pStyle w:val="y2v20y"/>
         <w:spacing w:after="280"/>
         <w:jc w:val="center"/>
         <w:rPr>
@@ -2035,7 +2440,7 @@
     </w:p>
     <w:p>
       <w:pPr>
-        <w:pStyle w:val="z4oo1s"/>
+        <w:pStyle w:val="y2v20y"/>
         <w:spacing w:after="160" w:line="360" w:lineRule="auto"/>
         <w:rPr>
           <w:rFonts w:ascii="SimSun" w:hAnsi="SimSun" w:eastAsia="SimSun"/>
@@ -2054,7 +2459,7 @@
     </w:p>
     <w:p>
       <w:pPr>
-        <w:pStyle w:val="z4oo1s"/>
+        <w:pStyle w:val="y2v20y"/>
         <w:spacing w:before="200" w:after="40"/>
         <w:jc w:val="center"/>
         <w:rPr>
@@ -2068,16 +2473,16 @@
           <wp:inline distT="0" distB="0" distL="0" distR="0">
             <wp:extent cx="5334000" cy="4457700"/>
             <wp:effectExtent l="0" t="0" r="0" b="0"/>
-            <wp:docPr id="32" name="picture"/>
+            <wp:docPr id="41" name="picture"/>
             <a:graphic>
               <a:graphicData uri="http://schemas.openxmlformats.org/drawingml/2006/picture">
                 <pic:pic>
                   <pic:nvPicPr>
-                    <pic:cNvPr id="33" name="picture"/>
+                    <pic:cNvPr id="42" name="picture"/>
                     <pic:cNvPicPr/>
                   </pic:nvPicPr>
                   <pic:blipFill rotWithShape="1">
-                    <a:blip r:embed="rId14"/>
+                    <a:blip r:embed="rId17"/>
                     <a:stretch>
                       <a:fillRect/>
                     </a:stretch>
@@ -2100,7 +2505,7 @@
     </w:p>
     <w:p>
       <w:pPr>
-        <w:pStyle w:val="z4oo1s"/>
+        <w:pStyle w:val="y2v20y"/>
         <w:spacing w:after="280"/>
         <w:jc w:val="center"/>
         <w:rPr>
@@ -2121,7 +2526,7 @@
     </w:p>
     <w:p>
       <w:pPr>
-        <w:pStyle w:val="z4oo1s"/>
+        <w:pStyle w:val="y2v20y"/>
         <w:spacing w:after="160" w:line="360" w:lineRule="auto"/>
         <w:rPr>
           <w:rFonts w:ascii="SimSun" w:hAnsi="SimSun" w:eastAsia="SimSun"/>
@@ -2202,7 +2607,7 @@
     </w:p>
     <w:p>
       <w:pPr>
-        <w:pStyle w:val="z4oo1s"/>
+        <w:pStyle w:val="y2v20y"/>
         <w:spacing w:before="200" w:after="40"/>
         <w:jc w:val="center"/>
         <w:rPr>
@@ -2216,16 +2621,16 @@
           <wp:inline distT="0" distB="0" distL="0" distR="0">
             <wp:extent cx="5334000" cy="2733675"/>
             <wp:effectExtent l="0" t="0" r="0" b="0"/>
-            <wp:docPr id="35" name="picture"/>
+            <wp:docPr id="44" name="picture"/>
             <a:graphic>
               <a:graphicData uri="http://schemas.openxmlformats.org/drawingml/2006/picture">
                 <pic:pic>
                   <pic:nvPicPr>
-                    <pic:cNvPr id="36" name="picture"/>
+                    <pic:cNvPr id="45" name="picture"/>
                     <pic:cNvPicPr/>
                   </pic:nvPicPr>
                   <pic:blipFill rotWithShape="1">
-                    <a:blip r:embed="rId15"/>
+                    <a:blip r:embed="rId18"/>
                     <a:stretch>
                       <a:fillRect/>
                     </a:stretch>
@@ -2248,7 +2653,7 @@
     </w:p>
     <w:p>
       <w:pPr>
-        <w:pStyle w:val="z4oo1s"/>
+        <w:pStyle w:val="y2v20y"/>
         <w:spacing w:after="280"/>
         <w:jc w:val="center"/>
         <w:rPr>
@@ -2269,26 +2674,43 @@
     </w:p>
     <w:p>
       <w:pPr>
-        <w:pStyle w:val="z4oo1s"/>
-        <w:spacing w:after="160" w:line="360" w:lineRule="auto"/>
-        <w:rPr>
-          <w:rFonts w:ascii="SimSun" w:hAnsi="SimSun" w:eastAsia="SimSun"/>
-          <w:sz w:val="24"/>
-          <w:szCs w:val="24"/>
-        </w:rPr>
-      </w:pPr>
-      <w:r>
-        <w:rPr>
-          <w:rFonts w:hint="eastAsia" w:ascii="SimSun" w:hAnsi="SimSun" w:eastAsia="SimSun"/>
-          <w:sz w:val="24"/>
-          <w:szCs w:val="24"/>
-        </w:rPr>
-        <w:t>最后一站是这一篇的底。前面每一站都默认一件事：k 想使多大就使多大。可是力**从哪儿**进去，是有讲究的。</w:t>
-      </w:r>
-    </w:p>
-    <w:p>
-      <w:pPr>
-        <w:pStyle w:val="z4oo1s"/>
+        <w:pStyle w:val="y2v20y"/>
+        <w:spacing w:after="160" w:line="360" w:lineRule="auto"/>
+        <w:rPr>
+          <w:rFonts w:ascii="SimSun" w:hAnsi="SimSun" w:eastAsia="SimSun"/>
+          <w:sz w:val="24"/>
+          <w:szCs w:val="24"/>
+        </w:rPr>
+      </w:pPr>
+      <w:r>
+        <w:rPr>
+          <w:rFonts w:hint="eastAsia" w:ascii="SimSun" w:hAnsi="SimSun" w:eastAsia="SimSun"/>
+          <w:sz w:val="24"/>
+          <w:szCs w:val="24"/>
+        </w:rPr>
+        <w:t>最后一站是这一篇的底。前面每一站都默认一件事：k 想使多大就使多大。可是力</w:t>
+      </w:r>
+      <w:r>
+        <w:rPr>
+          <w:rFonts w:hint="eastAsia" w:ascii="SimSun" w:hAnsi="SimSun" w:eastAsia="SimSun"/>
+          <w:b w:val="1"/>
+          <w:sz w:val="24"/>
+          <w:szCs w:val="24"/>
+        </w:rPr>
+        <w:t>从哪儿</w:t>
+      </w:r>
+      <w:r>
+        <w:rPr>
+          <w:rFonts w:hint="eastAsia" w:ascii="SimSun" w:hAnsi="SimSun" w:eastAsia="SimSun"/>
+          <w:sz w:val="24"/>
+          <w:szCs w:val="24"/>
+        </w:rPr>
+        <w:t>进去，是有讲究的。</w:t>
+      </w:r>
+    </w:p>
+    <w:p>
+      <w:pPr>
+        <w:pStyle w:val="y2v20y"/>
         <w:spacing w:after="160" w:line="360" w:lineRule="auto"/>
         <w:rPr>
           <w:rFonts w:ascii="SimSun" w:hAnsi="SimSun" w:eastAsia="SimSun"/>
@@ -2307,7 +2729,7 @@
     </w:p>
     <w:p>
       <w:pPr>
-        <w:pStyle w:val="z4oo1s"/>
+        <w:pStyle w:val="y2v20y"/>
         <w:spacing w:before="160" w:after="160"/>
         <w:jc w:val="center"/>
         <w:rPr>
@@ -2374,7 +2796,7 @@
     </w:p>
     <w:p>
       <w:pPr>
-        <w:pStyle w:val="z4oo1s"/>
+        <w:pStyle w:val="y2v20y"/>
         <w:spacing w:after="160" w:line="360" w:lineRule="auto"/>
         <w:rPr>
           <w:rFonts w:ascii="SimSun" w:hAnsi="SimSun" w:eastAsia="SimSun"/>
@@ -2393,7 +2815,7 @@
     </w:p>
     <w:p>
       <w:pPr>
-        <w:pStyle w:val="z4oo1s"/>
+        <w:pStyle w:val="y2v20y"/>
         <w:spacing w:before="200" w:after="40"/>
         <w:jc w:val="center"/>
         <w:rPr>
@@ -2407,16 +2829,16 @@
           <wp:inline distT="0" distB="0" distL="0" distR="0">
             <wp:extent cx="5334000" cy="2924175"/>
             <wp:effectExtent l="0" t="0" r="0" b="0"/>
-            <wp:docPr id="38" name="picture"/>
+            <wp:docPr id="47" name="picture"/>
             <a:graphic>
               <a:graphicData uri="http://schemas.openxmlformats.org/drawingml/2006/picture">
                 <pic:pic>
                   <pic:nvPicPr>
-                    <pic:cNvPr id="39" name="picture"/>
+                    <pic:cNvPr id="48" name="picture"/>
                     <pic:cNvPicPr/>
                   </pic:nvPicPr>
                   <pic:blipFill rotWithShape="1">
-                    <a:blip r:embed="rId16"/>
+                    <a:blip r:embed="rId19"/>
                     <a:stretch>
                       <a:fillRect/>
                     </a:stretch>
@@ -2439,7 +2861,7 @@
     </w:p>
     <w:p>
       <w:pPr>
-        <w:pStyle w:val="z4oo1s"/>
+        <w:pStyle w:val="y2v20y"/>
         <w:spacing w:after="280"/>
         <w:jc w:val="center"/>
         <w:rPr>
@@ -2460,7 +2882,7 @@
     </w:p>
     <w:p>
       <w:pPr>
-        <w:pStyle w:val="z4oo1s"/>
+        <w:pStyle w:val="y2v20y"/>
         <w:spacing w:after="160" w:line="360" w:lineRule="auto"/>
         <w:rPr>
           <w:rFonts w:ascii="SimSun" w:hAnsi="SimSun" w:eastAsia="SimSun"/>
@@ -2494,7 +2916,7 @@
     </w:p>
     <w:p>
       <w:pPr>
-        <w:pStyle w:val="z4oo1s"/>
+        <w:pStyle w:val="y2v20y"/>
         <w:spacing w:after="160" w:line="360" w:lineRule="auto"/>
         <w:rPr>
           <w:rFonts w:ascii="SimSun" w:hAnsi="SimSun" w:eastAsia="SimSun"/>
@@ -2513,7 +2935,7 @@
     </w:p>
     <w:p>
       <w:pPr>
-        <w:pStyle w:val="z4oo1s"/>
+        <w:pStyle w:val="y2v20y"/>
         <w:spacing w:after="160" w:line="360" w:lineRule="auto"/>
         <w:rPr>
           <w:rFonts w:ascii="SimSun" w:hAnsi="SimSun" w:eastAsia="SimSun"/>
@@ -2532,7 +2954,7 @@
     </w:p>
     <w:p>
       <w:pPr>
-        <w:pStyle w:val="z4oo1s"/>
+        <w:pStyle w:val="y2v20y"/>
         <w:spacing w:before="200" w:after="40"/>
         <w:jc w:val="center"/>
         <w:rPr>
@@ -2546,16 +2968,16 @@
           <wp:inline distT="0" distB="0" distL="0" distR="0">
             <wp:extent cx="5334000" cy="2466975"/>
             <wp:effectExtent l="0" t="0" r="0" b="0"/>
-            <wp:docPr id="41" name="picture"/>
+            <wp:docPr id="50" name="picture"/>
             <a:graphic>
               <a:graphicData uri="http://schemas.openxmlformats.org/drawingml/2006/picture">
                 <pic:pic>
                   <pic:nvPicPr>
-                    <pic:cNvPr id="42" name="picture"/>
+                    <pic:cNvPr id="51" name="picture"/>
                     <pic:cNvPicPr/>
                   </pic:nvPicPr>
                   <pic:blipFill rotWithShape="1">
-                    <a:blip r:embed="rId17"/>
+                    <a:blip r:embed="rId20"/>
                     <a:stretch>
                       <a:fillRect/>
                     </a:stretch>
@@ -2578,7 +3000,7 @@
     </w:p>
     <w:p>
       <w:pPr>
-        <w:pStyle w:val="z4oo1s"/>
+        <w:pStyle w:val="y2v20y"/>
         <w:spacing w:after="280"/>
         <w:jc w:val="center"/>
         <w:rPr>
@@ -2599,7 +3021,7 @@
     </w:p>
     <w:p>
       <w:pPr>
-        <w:pStyle w:val="z4oo1s"/>
+        <w:pStyle w:val="y2v20y"/>
         <w:spacing w:after="160" w:line="360" w:lineRule="auto"/>
         <w:rPr>
           <w:rFonts w:ascii="SimSun" w:hAnsi="SimSun" w:eastAsia="SimSun"/>
@@ -2648,7 +3070,7 @@
     </w:p>
     <w:p>
       <w:pPr>
-        <w:pStyle w:val="z4oo1s"/>
+        <w:pStyle w:val="y2v20y"/>
         <w:spacing w:after="160" w:line="360" w:lineRule="auto"/>
         <w:rPr>
           <w:rFonts w:ascii="SimSun" w:hAnsi="SimSun" w:eastAsia="SimSun"/>
@@ -2667,7 +3089,7 @@
     </w:p>
     <w:p>
       <w:pPr>
-        <w:pStyle w:val="z4oo1s"/>
+        <w:pStyle w:val="y2v20y"/>
         <w:spacing w:after="160" w:line="360" w:lineRule="auto"/>
         <w:rPr>
           <w:rFonts w:ascii="SimSun" w:hAnsi="SimSun" w:eastAsia="SimSun"/>
@@ -2686,7 +3108,7 @@
     </w:p>
     <w:p>
       <w:pPr>
-        <w:pStyle w:val="z4oo1s"/>
+        <w:pStyle w:val="y2v20y"/>
         <w:spacing w:after="160" w:line="360" w:lineRule="auto"/>
         <w:rPr>
           <w:rFonts w:ascii="SimSun" w:hAnsi="SimSun" w:eastAsia="SimSun"/>
@@ -2705,26 +3127,62 @@
     </w:p>
     <w:p>
       <w:pPr>
-        <w:pStyle w:val="z4oo1s"/>
-        <w:spacing w:after="160" w:line="360" w:lineRule="auto"/>
-        <w:rPr>
-          <w:rFonts w:ascii="SimSun" w:hAnsi="SimSun" w:eastAsia="SimSun"/>
-          <w:sz w:val="24"/>
-          <w:szCs w:val="24"/>
-        </w:rPr>
-      </w:pPr>
-      <w:r>
-        <w:rPr>
-          <w:rFonts w:hint="eastAsia" w:ascii="SimSun" w:hAnsi="SimSun" w:eastAsia="SimSun"/>
-          <w:sz w:val="24"/>
-          <w:szCs w:val="24"/>
-        </w:rPr>
-        <w:t>第三个才是新的：**让外因改造内因**。引一条线回来，把"歪了多少、歪得多快"变成一行力，这条线一接上，那张表就换了。表是内因，力是外因；外因不是从旁边推了它一把，是把自己写进了内因里。这才是外因通过内因起作用最实的一层意思：不是外因隔着一层去敲内因，而是外因被内因吸收之后，内因就不再是原来那个内因了。</w:t>
-      </w:r>
-    </w:p>
-    <w:p>
-      <w:pPr>
-        <w:pStyle w:val="z4oo1s"/>
+        <w:pStyle w:val="y2v20y"/>
+        <w:spacing w:after="160" w:line="360" w:lineRule="auto"/>
+        <w:rPr>
+          <w:rFonts w:ascii="SimSun" w:hAnsi="SimSun" w:eastAsia="SimSun"/>
+          <w:sz w:val="24"/>
+          <w:szCs w:val="24"/>
+        </w:rPr>
+      </w:pPr>
+      <w:r>
+        <w:rPr>
+          <w:rFonts w:hint="eastAsia" w:ascii="SimSun" w:hAnsi="SimSun" w:eastAsia="SimSun"/>
+          <w:sz w:val="24"/>
+          <w:szCs w:val="24"/>
+        </w:rPr>
+        <w:t>第三个才是新的：</w:t>
+      </w:r>
+      <w:r>
+        <w:rPr>
+          <w:rFonts w:hint="eastAsia" w:ascii="SimSun" w:hAnsi="SimSun" w:eastAsia="SimSun"/>
+          <w:b w:val="1"/>
+          <w:sz w:val="24"/>
+          <w:szCs w:val="24"/>
+        </w:rPr>
+        <w:t>让外因改造内因</w:t>
+      </w:r>
+      <w:r>
+        <w:rPr>
+          <w:rFonts w:hint="eastAsia" w:ascii="SimSun" w:hAnsi="SimSun" w:eastAsia="SimSun"/>
+          <w:sz w:val="24"/>
+          <w:szCs w:val="24"/>
+        </w:rPr>
+        <w:t>。引一条线回来，把"歪了多少、歪得多快"变成一行力，这条线一接上，那张表就换了。表是内因，力是外因；外因不是从旁边推了它一把，是把自己写进了内因里。这才是外因通过内因起作用最实的一层意思：不是外因隔着一层去敲内因，而是外因被内因吸收之后，内因就不再是原来那个内因了。</w:t>
+      </w:r>
+    </w:p>
+    <w:p>
+      <w:pPr>
+        <w:pStyle w:val="y2v20y"/>
+        <w:spacing w:after="160" w:line="360" w:lineRule="auto"/>
+        <w:rPr>
+          <w:rFonts w:ascii="SimSun" w:hAnsi="SimSun" w:eastAsia="SimSun"/>
+          <w:sz w:val="24"/>
+          <w:szCs w:val="24"/>
+        </w:rPr>
+      </w:pPr>
+      <w:r>
+        <w:rPr>
+          <w:rFonts w:hint="eastAsia" w:ascii="SimSun" w:hAnsi="SimSun" w:eastAsia="SimSun"/>
+          <w:sz w:val="24"/>
+          <w:szCs w:val="24"/>
+        </w:rPr>
+        <w:t>这三件事说完了，还得说一句它说不出什么。这一篇的力是"有人替你算好、替你使出来"的：它说得清该用多大的 k，说不出那只手凭什么知道该往哪儿补——它手里只有一个数（歪了多少），"歪得多快"是自己拿两回看相减比出来的。这一比有多不准、噪声有多大、能不能比得更好，这一篇一个字也没碰。</w:t>
+      </w:r>
+    </w:p>
+    <w:p>
+      <w:pPr>
+        <w:pStyle w:val="y2v20y"/>
         <w:spacing w:after="160" w:line="360" w:lineRule="auto"/>
         <w:rPr>
           <w:rFonts w:ascii="SimSun" w:hAnsi="SimSun" w:eastAsia="SimSun"/>
@@ -2743,26 +3201,77 @@
     </w:p>
     <w:p>
       <w:pPr>
-        <w:pStyle w:val="z4oo1s"/>
-        <w:spacing w:after="160" w:line="360" w:lineRule="auto"/>
-        <w:rPr>
-          <w:rFonts w:ascii="SimSun" w:hAnsi="SimSun" w:eastAsia="SimSun"/>
-          <w:sz w:val="24"/>
-          <w:szCs w:val="24"/>
-        </w:rPr>
-      </w:pPr>
-      <w:r>
-        <w:rPr>
-          <w:rFonts w:hint="eastAsia" w:ascii="SimSun" w:hAnsi="SimSun" w:eastAsia="SimSun"/>
-          <w:sz w:val="24"/>
-          <w:szCs w:val="24"/>
-        </w:rPr>
-        <w:t>带走三问，接着上一篇的三问往下走。上一篇的三问问内因（表是什么、哪些方向变了又没变、面积放大还是摁扁）；这一篇的三问接着往前一步：**它接下来是回来还是跑掉？**——看两个倍数的正负，一句话就说清了。**它跑掉的那个方向，我够得着吗？**——看 b 与 Ab 张成的面积塌没塌。**够得着的话，我要它落在哪儿？**——反解出力，把倍数搬进左半边。三问问完，一个系统的内外因都摸到了，还摸到了它们之间那道减法。</w:t>
-      </w:r>
-    </w:p>
-    <w:p>
-      <w:pPr>
-        <w:pStyle w:val="z4oo1s"/>
+        <w:pStyle w:val="y2v20y"/>
+        <w:spacing w:after="160" w:line="360" w:lineRule="auto"/>
+        <w:rPr>
+          <w:rFonts w:ascii="SimSun" w:hAnsi="SimSun" w:eastAsia="SimSun"/>
+          <w:sz w:val="24"/>
+          <w:szCs w:val="24"/>
+        </w:rPr>
+      </w:pPr>
+      <w:r>
+        <w:rPr>
+          <w:rFonts w:hint="eastAsia" w:ascii="SimSun" w:hAnsi="SimSun" w:eastAsia="SimSun"/>
+          <w:sz w:val="24"/>
+          <w:szCs w:val="24"/>
+        </w:rPr>
+        <w:t>带走三问，接着上一篇的三问往下走。上一篇的三问问内因（表是什么、哪些方向变了又没变、面积放大还是摁扁）；这一篇的三问接着往前一步：</w:t>
+      </w:r>
+      <w:r>
+        <w:rPr>
+          <w:rFonts w:hint="eastAsia" w:ascii="SimSun" w:hAnsi="SimSun" w:eastAsia="SimSun"/>
+          <w:b w:val="1"/>
+          <w:sz w:val="24"/>
+          <w:szCs w:val="24"/>
+        </w:rPr>
+        <w:t>它接下来是回来还是跑掉？</w:t>
+      </w:r>
+      <w:r>
+        <w:rPr>
+          <w:rFonts w:hint="eastAsia" w:ascii="SimSun" w:hAnsi="SimSun" w:eastAsia="SimSun"/>
+          <w:sz w:val="24"/>
+          <w:szCs w:val="24"/>
+        </w:rPr>
+        <w:t>——看两个倍数的正负，一句话就说清了。</w:t>
+      </w:r>
+      <w:r>
+        <w:rPr>
+          <w:rFonts w:hint="eastAsia" w:ascii="SimSun" w:hAnsi="SimSun" w:eastAsia="SimSun"/>
+          <w:b w:val="1"/>
+          <w:sz w:val="24"/>
+          <w:szCs w:val="24"/>
+        </w:rPr>
+        <w:t>它跑掉的那个方向，我够得着吗？</w:t>
+      </w:r>
+      <w:r>
+        <w:rPr>
+          <w:rFonts w:hint="eastAsia" w:ascii="SimSun" w:hAnsi="SimSun" w:eastAsia="SimSun"/>
+          <w:sz w:val="24"/>
+          <w:szCs w:val="24"/>
+        </w:rPr>
+        <w:t>——看 b 与 Ab 张成的面积塌没塌。</w:t>
+      </w:r>
+      <w:r>
+        <w:rPr>
+          <w:rFonts w:hint="eastAsia" w:ascii="SimSun" w:hAnsi="SimSun" w:eastAsia="SimSun"/>
+          <w:b w:val="1"/>
+          <w:sz w:val="24"/>
+          <w:szCs w:val="24"/>
+        </w:rPr>
+        <w:t>够得着的话，我要它落在哪儿？</w:t>
+      </w:r>
+      <w:r>
+        <w:rPr>
+          <w:rFonts w:hint="eastAsia" w:ascii="SimSun" w:hAnsi="SimSun" w:eastAsia="SimSun"/>
+          <w:sz w:val="24"/>
+          <w:szCs w:val="24"/>
+        </w:rPr>
+        <w:t>——反解出力，把倍数搬进左半边。三问问完，一个系统的内外因都摸到了，还摸到了它们之间那道减法。</w:t>
+      </w:r>
+    </w:p>
+    <w:p>
+      <w:pPr>
+        <w:pStyle w:val="y2v20y"/>
         <w:spacing w:after="160" w:line="360" w:lineRule="auto"/>
         <w:rPr>
           <w:rFonts w:ascii="SimSun" w:hAnsi="SimSun" w:eastAsia="SimSun"/>
@@ -2781,7 +3290,7 @@
     </w:p>
     <w:p>
       <w:pPr>
-        <w:pStyle w:val="z4oo1s"/>
+        <w:pStyle w:val="y2v20y"/>
         <w:spacing w:after="160" w:line="360" w:lineRule="auto"/>
         <w:rPr>
           <w:rFonts w:ascii="SimSun" w:hAnsi="SimSun" w:eastAsia="SimSun"/>
@@ -2806,10 +3315,10 @@
 
 <file path=word/styles.xml><?xml version="1.0" encoding="utf-8"?>
 <w:styles xmlns:w="http://schemas.openxmlformats.org/wordprocessingml/2006/main">
-  <w:style w:type="paragraph" w:styleId="sjutu4">
+  <w:style w:type="paragraph" w:styleId="tpox1z">
     <w:name w:val="heading 1"/>
-    <w:basedOn w:val="ojblfa"/>
-    <w:next w:val="ojblfa"/>
+    <w:basedOn w:val="nhngq3"/>
+    <w:next w:val="nhngq3"/>
     <w:uiPriority w:val="9"/>
     <w:qFormat w:val="1"/>
     <w:pPr>
@@ -2826,7 +3335,7 @@
       <w:szCs w:val="36"/>
     </w:rPr>
   </w:style>
-  <w:style w:type="paragraph" w:styleId="z4oo1s" w:default="1">
+  <w:style w:type="paragraph" w:styleId="y2v20y" w:default="1">
     <w:name w:val="Normal"/>
     <w:pPr>
       <w:widowControl w:val="0"/>

--- a/线性代数基础·让会倒的东西站住.docx
+++ b/线性代数基础·让会倒的东西站住.docx
@@ -4,7 +4,7 @@
   <w:body>
     <w:p>
       <w:pPr>
-        <w:pStyle w:val="tpox1z"/>
+        <w:pStyle w:val="Heading1"/>
         <w:spacing w:after="360"/>
         <w:jc w:val="center"/>
         <w:rPr>
@@ -29,7 +29,7 @@
     </w:p>
     <w:p>
       <w:pPr>
-        <w:pStyle w:val="y2v20y"/>
+        <w:pStyle w:val="Normal"/>
         <w:spacing w:after="160" w:line="360" w:lineRule="auto"/>
         <w:rPr>
           <w:rFonts w:ascii="SimSun" w:hAnsi="SimSun" w:eastAsia="SimSun"/>
@@ -48,7 +48,7 @@
     </w:p>
     <w:p>
       <w:pPr>
-        <w:pStyle w:val="y2v20y"/>
+        <w:pStyle w:val="Normal"/>
         <w:spacing w:after="160" w:line="360" w:lineRule="auto"/>
         <w:rPr>
           <w:rFonts w:ascii="SimSun" w:hAnsi="SimSun" w:eastAsia="SimSun"/>
@@ -67,7 +67,7 @@
     </w:p>
     <w:p>
       <w:pPr>
-        <w:pStyle w:val="y2v20y"/>
+        <w:pStyle w:val="Normal"/>
         <w:spacing w:after="160" w:line="360" w:lineRule="auto"/>
         <w:rPr>
           <w:rFonts w:ascii="SimSun" w:hAnsi="SimSun" w:eastAsia="SimSun"/>
@@ -86,7 +86,7 @@
     </w:p>
     <w:p>
       <w:pPr>
-        <w:pStyle w:val="y2v20y"/>
+        <w:pStyle w:val="Normal"/>
         <w:spacing w:after="160" w:line="360" w:lineRule="auto"/>
         <w:rPr>
           <w:rFonts w:ascii="SimSun" w:hAnsi="SimSun" w:eastAsia="SimSun"/>
@@ -105,7 +105,7 @@
     </w:p>
     <w:p>
       <w:pPr>
-        <w:pStyle w:val="y2v20y"/>
+        <w:pStyle w:val="Normal"/>
         <w:spacing w:before="200" w:after="40"/>
         <w:jc w:val="center"/>
         <w:rPr>
@@ -151,7 +151,7 @@
     </w:p>
     <w:p>
       <w:pPr>
-        <w:pStyle w:val="y2v20y"/>
+        <w:pStyle w:val="Normal"/>
         <w:spacing w:after="280"/>
         <w:jc w:val="center"/>
         <w:rPr>
@@ -172,7 +172,7 @@
     </w:p>
     <w:p>
       <w:pPr>
-        <w:pStyle w:val="y2v20y"/>
+        <w:pStyle w:val="Normal"/>
         <w:spacing w:after="160" w:line="360" w:lineRule="auto"/>
         <w:rPr>
           <w:rFonts w:ascii="SimSun" w:hAnsi="SimSun" w:eastAsia="SimSun"/>
@@ -191,7 +191,26 @@
     </w:p>
     <w:p>
       <w:pPr>
-        <w:pStyle w:val="y2v20y"/>
+        <w:pStyle w:val="Normal"/>
+        <w:spacing w:after="160" w:line="360" w:lineRule="auto"/>
+        <w:rPr>
+          <w:rFonts w:ascii="SimSun" w:hAnsi="SimSun" w:eastAsia="SimSun"/>
+          <w:sz w:val="24"/>
+          <w:szCs w:val="24"/>
+        </w:rPr>
+      </w:pPr>
+      <w:r>
+        <w:rPr>
+          <w:rFonts w:hint="eastAsia" w:ascii="SimSun" w:hAnsi="SimSun" w:eastAsia="SimSun"/>
+          <w:sz w:val="24"/>
+          <w:szCs w:val="24"/>
+        </w:rPr>
+        <w:t>为什么正好两个，不是一个、也不是三个？一个不够：光知道歪了多少，两根棍子可以一根刚偏过去、一根已经偏过去又往回走了；光知道歪得多快，两根棍子可以一根偏左、一根偏右。这两个数谁也推不出谁，谁也替不了谁，所以一个都不能少；而两个也就够了：再往下一个数（角加速度）不用记，它由这两个数算得出来——下面那张表就是干这个的。</w:t>
+      </w:r>
+    </w:p>
+    <w:p>
+      <w:pPr>
+        <w:pStyle w:val="Normal"/>
         <w:spacing w:after="160" w:line="360" w:lineRule="auto"/>
         <w:rPr>
           <w:rFonts w:ascii="SimSun" w:hAnsi="SimSun" w:eastAsia="SimSun"/>
@@ -240,7 +259,7 @@
     </w:p>
     <w:p>
       <w:pPr>
-        <w:pStyle w:val="y2v20y"/>
+        <w:pStyle w:val="Normal"/>
         <w:spacing w:before="200" w:after="40"/>
         <w:jc w:val="center"/>
         <w:rPr>
@@ -286,7 +305,7 @@
     </w:p>
     <w:p>
       <w:pPr>
-        <w:pStyle w:val="y2v20y"/>
+        <w:pStyle w:val="Normal"/>
         <w:spacing w:after="280"/>
         <w:jc w:val="center"/>
         <w:rPr>
@@ -307,7 +326,7 @@
     </w:p>
     <w:p>
       <w:pPr>
-        <w:pStyle w:val="y2v20y"/>
+        <w:pStyle w:val="Normal"/>
         <w:spacing w:after="160" w:line="360" w:lineRule="auto"/>
         <w:rPr>
           <w:rFonts w:ascii="SimSun" w:hAnsi="SimSun" w:eastAsia="SimSun"/>
@@ -326,7 +345,7 @@
     </w:p>
     <w:p>
       <w:pPr>
-        <w:pStyle w:val="y2v20y"/>
+        <w:pStyle w:val="Normal"/>
         <w:spacing w:before="160" w:after="160"/>
         <w:jc w:val="center"/>
         <w:rPr>
@@ -472,7 +491,7 @@
     </w:p>
     <w:p>
       <w:pPr>
-        <w:pStyle w:val="y2v20y"/>
+        <w:pStyle w:val="Normal"/>
         <w:spacing w:after="160" w:line="360" w:lineRule="auto"/>
         <w:rPr>
           <w:rFonts w:ascii="SimSun" w:hAnsi="SimSun" w:eastAsia="SimSun"/>
@@ -491,7 +510,7 @@
     </w:p>
     <w:p>
       <w:pPr>
-        <w:pStyle w:val="y2v20y"/>
+        <w:pStyle w:val="Normal"/>
         <w:spacing w:after="160" w:line="360" w:lineRule="auto"/>
         <w:rPr>
           <w:rFonts w:ascii="SimSun" w:hAnsi="SimSun" w:eastAsia="SimSun"/>
@@ -527,7 +546,7 @@
     </w:p>
     <w:p>
       <w:pPr>
-        <w:pStyle w:val="y2v20y"/>
+        <w:pStyle w:val="Normal"/>
         <w:spacing w:before="160" w:after="160"/>
         <w:jc w:val="center"/>
         <w:rPr>
@@ -646,7 +665,7 @@
     </w:p>
     <w:p>
       <w:pPr>
-        <w:pStyle w:val="y2v20y"/>
+        <w:pStyle w:val="Normal"/>
         <w:spacing w:after="160" w:line="360" w:lineRule="auto"/>
         <w:rPr>
           <w:rFonts w:ascii="SimSun" w:hAnsi="SimSun" w:eastAsia="SimSun"/>
@@ -665,7 +684,7 @@
     </w:p>
     <w:p>
       <w:pPr>
-        <w:pStyle w:val="y2v20y"/>
+        <w:pStyle w:val="Normal"/>
         <w:spacing w:after="160" w:line="360" w:lineRule="auto"/>
         <w:rPr>
           <w:rFonts w:ascii="SimSun" w:hAnsi="SimSun" w:eastAsia="SimSun"/>
@@ -684,7 +703,7 @@
     </w:p>
     <w:p>
       <w:pPr>
-        <w:pStyle w:val="y2v20y"/>
+        <w:pStyle w:val="Normal"/>
         <w:spacing w:before="200" w:after="40"/>
         <w:jc w:val="center"/>
         <w:rPr>
@@ -730,7 +749,7 @@
     </w:p>
     <w:p>
       <w:pPr>
-        <w:pStyle w:val="y2v20y"/>
+        <w:pStyle w:val="Normal"/>
         <w:spacing w:after="280"/>
         <w:jc w:val="center"/>
         <w:rPr>
@@ -751,7 +770,7 @@
     </w:p>
     <w:p>
       <w:pPr>
-        <w:pStyle w:val="y2v20y"/>
+        <w:pStyle w:val="Normal"/>
         <w:spacing w:after="160" w:line="360" w:lineRule="auto"/>
         <w:rPr>
           <w:rFonts w:ascii="SimSun" w:hAnsi="SimSun" w:eastAsia="SimSun"/>
@@ -817,7 +836,7 @@
     </w:p>
     <w:p>
       <w:pPr>
-        <w:pStyle w:val="y2v20y"/>
+        <w:pStyle w:val="Normal"/>
         <w:spacing w:before="200" w:after="40"/>
         <w:jc w:val="center"/>
         <w:rPr>
@@ -863,7 +882,7 @@
     </w:p>
     <w:p>
       <w:pPr>
-        <w:pStyle w:val="y2v20y"/>
+        <w:pStyle w:val="Normal"/>
         <w:spacing w:after="280"/>
         <w:jc w:val="center"/>
         <w:rPr>
@@ -884,7 +903,7 @@
     </w:p>
     <w:p>
       <w:pPr>
-        <w:pStyle w:val="y2v20y"/>
+        <w:pStyle w:val="Normal"/>
         <w:spacing w:after="160" w:line="360" w:lineRule="auto"/>
         <w:rPr>
           <w:rFonts w:ascii="SimSun" w:hAnsi="SimSun" w:eastAsia="SimSun"/>
@@ -912,7 +931,7 @@
     </w:p>
     <w:p>
       <w:pPr>
-        <w:pStyle w:val="y2v20y"/>
+        <w:pStyle w:val="Normal"/>
         <w:spacing w:before="200" w:after="40"/>
         <w:jc w:val="center"/>
         <w:rPr>
@@ -958,7 +977,7 @@
     </w:p>
     <w:p>
       <w:pPr>
-        <w:pStyle w:val="y2v20y"/>
+        <w:pStyle w:val="Normal"/>
         <w:spacing w:after="280"/>
         <w:jc w:val="center"/>
         <w:rPr>
@@ -979,7 +998,7 @@
     </w:p>
     <w:p>
       <w:pPr>
-        <w:pStyle w:val="y2v20y"/>
+        <w:pStyle w:val="Normal"/>
         <w:spacing w:after="160" w:line="360" w:lineRule="auto"/>
         <w:rPr>
           <w:rFonts w:ascii="SimSun" w:hAnsi="SimSun" w:eastAsia="SimSun"/>
@@ -1015,7 +1034,7 @@
     </w:p>
     <w:p>
       <w:pPr>
-        <w:pStyle w:val="y2v20y"/>
+        <w:pStyle w:val="Normal"/>
         <w:spacing w:after="160" w:line="360" w:lineRule="auto"/>
         <w:rPr>
           <w:rFonts w:ascii="SimSun" w:hAnsi="SimSun" w:eastAsia="SimSun"/>
@@ -1034,7 +1053,7 @@
     </w:p>
     <w:p>
       <w:pPr>
-        <w:pStyle w:val="y2v20y"/>
+        <w:pStyle w:val="Normal"/>
         <w:spacing w:before="200" w:after="40"/>
         <w:jc w:val="center"/>
         <w:rPr>
@@ -1080,7 +1099,7 @@
     </w:p>
     <w:p>
       <w:pPr>
-        <w:pStyle w:val="y2v20y"/>
+        <w:pStyle w:val="Normal"/>
         <w:spacing w:after="280"/>
         <w:jc w:val="center"/>
         <w:rPr>
@@ -1101,7 +1120,7 @@
     </w:p>
     <w:p>
       <w:pPr>
-        <w:pStyle w:val="y2v20y"/>
+        <w:pStyle w:val="Normal"/>
         <w:spacing w:after="160" w:line="360" w:lineRule="auto"/>
         <w:rPr>
           <w:rFonts w:ascii="SimSun" w:hAnsi="SimSun" w:eastAsia="SimSun"/>
@@ -1120,7 +1139,7 @@
     </w:p>
     <w:p>
       <w:pPr>
-        <w:pStyle w:val="y2v20y"/>
+        <w:pStyle w:val="Normal"/>
         <w:spacing w:after="160" w:line="360" w:lineRule="auto"/>
         <w:rPr>
           <w:rFonts w:ascii="SimSun" w:hAnsi="SimSun" w:eastAsia="SimSun"/>
@@ -1139,7 +1158,7 @@
     </w:p>
     <w:p>
       <w:pPr>
-        <w:pStyle w:val="y2v20y"/>
+        <w:pStyle w:val="Normal"/>
         <w:spacing w:before="200" w:after="40"/>
         <w:jc w:val="center"/>
         <w:rPr>
@@ -1185,7 +1204,7 @@
     </w:p>
     <w:p>
       <w:pPr>
-        <w:pStyle w:val="y2v20y"/>
+        <w:pStyle w:val="Normal"/>
         <w:spacing w:after="280"/>
         <w:jc w:val="center"/>
         <w:rPr>
@@ -1206,7 +1225,7 @@
     </w:p>
     <w:p>
       <w:pPr>
-        <w:pStyle w:val="y2v20y"/>
+        <w:pStyle w:val="Normal"/>
         <w:spacing w:after="160" w:line="360" w:lineRule="auto"/>
         <w:rPr>
           <w:rFonts w:ascii="SimSun" w:hAnsi="SimSun" w:eastAsia="SimSun"/>
@@ -1225,7 +1244,7 @@
     </w:p>
     <w:p>
       <w:pPr>
-        <w:pStyle w:val="y2v20y"/>
+        <w:pStyle w:val="Normal"/>
         <w:spacing w:after="160" w:line="360" w:lineRule="auto"/>
         <w:rPr>
           <w:rFonts w:ascii="SimSun" w:hAnsi="SimSun" w:eastAsia="SimSun"/>
@@ -1261,7 +1280,7 @@
     </w:p>
     <w:p>
       <w:pPr>
-        <w:pStyle w:val="y2v20y"/>
+        <w:pStyle w:val="Normal"/>
         <w:spacing w:after="160" w:line="360" w:lineRule="auto"/>
         <w:rPr>
           <w:rFonts w:ascii="SimSun" w:hAnsi="SimSun" w:eastAsia="SimSun"/>
@@ -1280,7 +1299,7 @@
     </w:p>
     <w:p>
       <w:pPr>
-        <w:pStyle w:val="y2v20y"/>
+        <w:pStyle w:val="Normal"/>
         <w:spacing w:before="200" w:after="40"/>
         <w:jc w:val="center"/>
         <w:rPr>
@@ -1326,7 +1345,7 @@
     </w:p>
     <w:p>
       <w:pPr>
-        <w:pStyle w:val="y2v20y"/>
+        <w:pStyle w:val="Normal"/>
         <w:spacing w:after="280"/>
         <w:jc w:val="center"/>
         <w:rPr>
@@ -1347,7 +1366,7 @@
     </w:p>
     <w:p>
       <w:pPr>
-        <w:pStyle w:val="y2v20y"/>
+        <w:pStyle w:val="Normal"/>
         <w:spacing w:before="200" w:after="40"/>
         <w:jc w:val="center"/>
         <w:rPr>
@@ -1393,7 +1412,7 @@
     </w:p>
     <w:p>
       <w:pPr>
-        <w:pStyle w:val="y2v20y"/>
+        <w:pStyle w:val="Normal"/>
         <w:spacing w:after="280"/>
         <w:jc w:val="center"/>
         <w:rPr>
@@ -1414,7 +1433,7 @@
     </w:p>
     <w:p>
       <w:pPr>
-        <w:pStyle w:val="y2v20y"/>
+        <w:pStyle w:val="Normal"/>
         <w:spacing w:after="160" w:line="360" w:lineRule="auto"/>
         <w:rPr>
           <w:rFonts w:ascii="SimSun" w:hAnsi="SimSun" w:eastAsia="SimSun"/>
@@ -1450,7 +1469,7 @@
     </w:p>
     <w:p>
       <w:pPr>
-        <w:pStyle w:val="y2v20y"/>
+        <w:pStyle w:val="Normal"/>
         <w:spacing w:before="160" w:after="160"/>
         <w:jc w:val="center"/>
         <w:rPr>
@@ -1558,7 +1577,7 @@
     </w:p>
     <w:p>
       <w:pPr>
-        <w:pStyle w:val="y2v20y"/>
+        <w:pStyle w:val="Normal"/>
         <w:spacing w:after="160" w:line="360" w:lineRule="auto"/>
         <w:rPr>
           <w:rFonts w:ascii="SimSun" w:hAnsi="SimSun" w:eastAsia="SimSun"/>
@@ -1658,7 +1677,7 @@
     </w:p>
     <w:p>
       <w:pPr>
-        <w:pStyle w:val="y2v20y"/>
+        <w:pStyle w:val="Normal"/>
         <w:spacing w:before="200" w:after="40"/>
         <w:jc w:val="center"/>
         <w:rPr>
@@ -1704,7 +1723,7 @@
     </w:p>
     <w:p>
       <w:pPr>
-        <w:pStyle w:val="y2v20y"/>
+        <w:pStyle w:val="Normal"/>
         <w:spacing w:after="280"/>
         <w:jc w:val="center"/>
         <w:rPr>
@@ -1725,7 +1744,7 @@
     </w:p>
     <w:p>
       <w:pPr>
-        <w:pStyle w:val="y2v20y"/>
+        <w:pStyle w:val="Normal"/>
         <w:spacing w:after="160" w:line="360" w:lineRule="auto"/>
         <w:rPr>
           <w:rFonts w:ascii="SimSun" w:hAnsi="SimSun" w:eastAsia="SimSun"/>
@@ -1744,7 +1763,7 @@
     </w:p>
     <w:p>
       <w:pPr>
-        <w:pStyle w:val="y2v20y"/>
+        <w:pStyle w:val="Normal"/>
         <w:spacing w:before="200" w:after="40"/>
         <w:jc w:val="center"/>
         <w:rPr>
@@ -1790,7 +1809,7 @@
     </w:p>
     <w:p>
       <w:pPr>
-        <w:pStyle w:val="y2v20y"/>
+        <w:pStyle w:val="Normal"/>
         <w:spacing w:after="280"/>
         <w:jc w:val="center"/>
         <w:rPr>
@@ -1811,7 +1830,7 @@
     </w:p>
     <w:p>
       <w:pPr>
-        <w:pStyle w:val="y2v20y"/>
+        <w:pStyle w:val="Normal"/>
         <w:spacing w:after="160" w:line="360" w:lineRule="auto"/>
         <w:rPr>
           <w:rFonts w:ascii="SimSun" w:hAnsi="SimSun" w:eastAsia="SimSun"/>
@@ -1830,7 +1849,7 @@
     </w:p>
     <w:p>
       <w:pPr>
-        <w:pStyle w:val="y2v20y"/>
+        <w:pStyle w:val="Normal"/>
         <w:spacing w:after="160" w:line="360" w:lineRule="auto"/>
         <w:rPr>
           <w:rFonts w:ascii="SimSun" w:hAnsi="SimSun" w:eastAsia="SimSun"/>
@@ -1913,7 +1932,7 @@
     </w:p>
     <w:p>
       <w:pPr>
-        <w:pStyle w:val="y2v20y"/>
+        <w:pStyle w:val="Normal"/>
         <w:spacing w:before="160" w:after="160"/>
         <w:jc w:val="center"/>
         <w:rPr>
@@ -1993,7 +2012,7 @@
     </w:p>
     <w:p>
       <w:pPr>
-        <w:pStyle w:val="y2v20y"/>
+        <w:pStyle w:val="Normal"/>
         <w:spacing w:after="160" w:line="360" w:lineRule="auto"/>
         <w:rPr>
           <w:rFonts w:ascii="SimSun" w:hAnsi="SimSun" w:eastAsia="SimSun"/>
@@ -2081,7 +2100,7 @@
     </w:p>
     <w:p>
       <w:pPr>
-        <w:pStyle w:val="y2v20y"/>
+        <w:pStyle w:val="Normal"/>
         <w:spacing w:after="160" w:line="360" w:lineRule="auto"/>
         <w:rPr>
           <w:rFonts w:ascii="SimSun" w:hAnsi="SimSun" w:eastAsia="SimSun"/>
@@ -2134,7 +2153,7 @@
     </w:p>
     <w:p>
       <w:pPr>
-        <w:pStyle w:val="y2v20y"/>
+        <w:pStyle w:val="Normal"/>
         <w:spacing w:before="200" w:after="40"/>
         <w:jc w:val="center"/>
         <w:rPr>
@@ -2180,7 +2199,7 @@
     </w:p>
     <w:p>
       <w:pPr>
-        <w:pStyle w:val="y2v20y"/>
+        <w:pStyle w:val="Normal"/>
         <w:spacing w:after="280"/>
         <w:jc w:val="center"/>
         <w:rPr>
@@ -2201,7 +2220,7 @@
     </w:p>
     <w:p>
       <w:pPr>
-        <w:pStyle w:val="y2v20y"/>
+        <w:pStyle w:val="Normal"/>
         <w:spacing w:after="160" w:line="360" w:lineRule="auto"/>
         <w:rPr>
           <w:rFonts w:ascii="SimSun" w:hAnsi="SimSun" w:eastAsia="SimSun"/>
@@ -2220,7 +2239,7 @@
     </w:p>
     <w:p>
       <w:pPr>
-        <w:pStyle w:val="y2v20y"/>
+        <w:pStyle w:val="Normal"/>
         <w:spacing w:after="160" w:line="360" w:lineRule="auto"/>
         <w:rPr>
           <w:rFonts w:ascii="SimSun" w:hAnsi="SimSun" w:eastAsia="SimSun"/>
@@ -2239,7 +2258,7 @@
     </w:p>
     <w:p>
       <w:pPr>
-        <w:pStyle w:val="y2v20y"/>
+        <w:pStyle w:val="Normal"/>
         <w:spacing w:after="160" w:line="360" w:lineRule="auto"/>
         <w:rPr>
           <w:rFonts w:ascii="SimSun" w:hAnsi="SimSun" w:eastAsia="SimSun"/>
@@ -2354,7 +2373,7 @@
     </w:p>
     <w:p>
       <w:pPr>
-        <w:pStyle w:val="y2v20y"/>
+        <w:pStyle w:val="Normal"/>
         <w:spacing w:after="160" w:line="360" w:lineRule="auto"/>
         <w:rPr>
           <w:rFonts w:ascii="SimSun" w:hAnsi="SimSun" w:eastAsia="SimSun"/>
@@ -2373,7 +2392,7 @@
     </w:p>
     <w:p>
       <w:pPr>
-        <w:pStyle w:val="y2v20y"/>
+        <w:pStyle w:val="Normal"/>
         <w:spacing w:before="200" w:after="40"/>
         <w:jc w:val="center"/>
         <w:rPr>
@@ -2419,7 +2438,7 @@
     </w:p>
     <w:p>
       <w:pPr>
-        <w:pStyle w:val="y2v20y"/>
+        <w:pStyle w:val="Normal"/>
         <w:spacing w:after="280"/>
         <w:jc w:val="center"/>
         <w:rPr>
@@ -2440,7 +2459,7 @@
     </w:p>
     <w:p>
       <w:pPr>
-        <w:pStyle w:val="y2v20y"/>
+        <w:pStyle w:val="Normal"/>
         <w:spacing w:after="160" w:line="360" w:lineRule="auto"/>
         <w:rPr>
           <w:rFonts w:ascii="SimSun" w:hAnsi="SimSun" w:eastAsia="SimSun"/>
@@ -2459,7 +2478,7 @@
     </w:p>
     <w:p>
       <w:pPr>
-        <w:pStyle w:val="y2v20y"/>
+        <w:pStyle w:val="Normal"/>
         <w:spacing w:before="200" w:after="40"/>
         <w:jc w:val="center"/>
         <w:rPr>
@@ -2505,7 +2524,7 @@
     </w:p>
     <w:p>
       <w:pPr>
-        <w:pStyle w:val="y2v20y"/>
+        <w:pStyle w:val="Normal"/>
         <w:spacing w:after="280"/>
         <w:jc w:val="center"/>
         <w:rPr>
@@ -2526,7 +2545,7 @@
     </w:p>
     <w:p>
       <w:pPr>
-        <w:pStyle w:val="y2v20y"/>
+        <w:pStyle w:val="Normal"/>
         <w:spacing w:after="160" w:line="360" w:lineRule="auto"/>
         <w:rPr>
           <w:rFonts w:ascii="SimSun" w:hAnsi="SimSun" w:eastAsia="SimSun"/>
@@ -2607,7 +2626,7 @@
     </w:p>
     <w:p>
       <w:pPr>
-        <w:pStyle w:val="y2v20y"/>
+        <w:pStyle w:val="Normal"/>
         <w:spacing w:before="200" w:after="40"/>
         <w:jc w:val="center"/>
         <w:rPr>
@@ -2653,7 +2672,7 @@
     </w:p>
     <w:p>
       <w:pPr>
-        <w:pStyle w:val="y2v20y"/>
+        <w:pStyle w:val="Normal"/>
         <w:spacing w:after="280"/>
         <w:jc w:val="center"/>
         <w:rPr>
@@ -2674,7 +2693,7 @@
     </w:p>
     <w:p>
       <w:pPr>
-        <w:pStyle w:val="y2v20y"/>
+        <w:pStyle w:val="Normal"/>
         <w:spacing w:after="160" w:line="360" w:lineRule="auto"/>
         <w:rPr>
           <w:rFonts w:ascii="SimSun" w:hAnsi="SimSun" w:eastAsia="SimSun"/>
@@ -2710,7 +2729,7 @@
     </w:p>
     <w:p>
       <w:pPr>
-        <w:pStyle w:val="y2v20y"/>
+        <w:pStyle w:val="Normal"/>
         <w:spacing w:after="160" w:line="360" w:lineRule="auto"/>
         <w:rPr>
           <w:rFonts w:ascii="SimSun" w:hAnsi="SimSun" w:eastAsia="SimSun"/>
@@ -2729,7 +2748,7 @@
     </w:p>
     <w:p>
       <w:pPr>
-        <w:pStyle w:val="y2v20y"/>
+        <w:pStyle w:val="Normal"/>
         <w:spacing w:before="160" w:after="160"/>
         <w:jc w:val="center"/>
         <w:rPr>
@@ -2796,7 +2815,7 @@
     </w:p>
     <w:p>
       <w:pPr>
-        <w:pStyle w:val="y2v20y"/>
+        <w:pStyle w:val="Normal"/>
         <w:spacing w:after="160" w:line="360" w:lineRule="auto"/>
         <w:rPr>
           <w:rFonts w:ascii="SimSun" w:hAnsi="SimSun" w:eastAsia="SimSun"/>
@@ -2815,7 +2834,7 @@
     </w:p>
     <w:p>
       <w:pPr>
-        <w:pStyle w:val="y2v20y"/>
+        <w:pStyle w:val="Normal"/>
         <w:spacing w:before="200" w:after="40"/>
         <w:jc w:val="center"/>
         <w:rPr>
@@ -2861,7 +2880,7 @@
     </w:p>
     <w:p>
       <w:pPr>
-        <w:pStyle w:val="y2v20y"/>
+        <w:pStyle w:val="Normal"/>
         <w:spacing w:after="280"/>
         <w:jc w:val="center"/>
         <w:rPr>
@@ -2882,7 +2901,7 @@
     </w:p>
     <w:p>
       <w:pPr>
-        <w:pStyle w:val="y2v20y"/>
+        <w:pStyle w:val="Normal"/>
         <w:spacing w:after="160" w:line="360" w:lineRule="auto"/>
         <w:rPr>
           <w:rFonts w:ascii="SimSun" w:hAnsi="SimSun" w:eastAsia="SimSun"/>
@@ -2916,7 +2935,7 @@
     </w:p>
     <w:p>
       <w:pPr>
-        <w:pStyle w:val="y2v20y"/>
+        <w:pStyle w:val="Normal"/>
         <w:spacing w:after="160" w:line="360" w:lineRule="auto"/>
         <w:rPr>
           <w:rFonts w:ascii="SimSun" w:hAnsi="SimSun" w:eastAsia="SimSun"/>
@@ -2935,7 +2954,7 @@
     </w:p>
     <w:p>
       <w:pPr>
-        <w:pStyle w:val="y2v20y"/>
+        <w:pStyle w:val="Normal"/>
         <w:spacing w:after="160" w:line="360" w:lineRule="auto"/>
         <w:rPr>
           <w:rFonts w:ascii="SimSun" w:hAnsi="SimSun" w:eastAsia="SimSun"/>
@@ -2954,7 +2973,7 @@
     </w:p>
     <w:p>
       <w:pPr>
-        <w:pStyle w:val="y2v20y"/>
+        <w:pStyle w:val="Normal"/>
         <w:spacing w:before="200" w:after="40"/>
         <w:jc w:val="center"/>
         <w:rPr>
@@ -3000,7 +3019,7 @@
     </w:p>
     <w:p>
       <w:pPr>
-        <w:pStyle w:val="y2v20y"/>
+        <w:pStyle w:val="Normal"/>
         <w:spacing w:after="280"/>
         <w:jc w:val="center"/>
         <w:rPr>
@@ -3021,7 +3040,7 @@
     </w:p>
     <w:p>
       <w:pPr>
-        <w:pStyle w:val="y2v20y"/>
+        <w:pStyle w:val="Normal"/>
         <w:spacing w:after="160" w:line="360" w:lineRule="auto"/>
         <w:rPr>
           <w:rFonts w:ascii="SimSun" w:hAnsi="SimSun" w:eastAsia="SimSun"/>
@@ -3070,7 +3089,7 @@
     </w:p>
     <w:p>
       <w:pPr>
-        <w:pStyle w:val="y2v20y"/>
+        <w:pStyle w:val="Normal"/>
         <w:spacing w:after="160" w:line="360" w:lineRule="auto"/>
         <w:rPr>
           <w:rFonts w:ascii="SimSun" w:hAnsi="SimSun" w:eastAsia="SimSun"/>
@@ -3089,7 +3108,7 @@
     </w:p>
     <w:p>
       <w:pPr>
-        <w:pStyle w:val="y2v20y"/>
+        <w:pStyle w:val="Normal"/>
         <w:spacing w:after="160" w:line="360" w:lineRule="auto"/>
         <w:rPr>
           <w:rFonts w:ascii="SimSun" w:hAnsi="SimSun" w:eastAsia="SimSun"/>
@@ -3108,7 +3127,7 @@
     </w:p>
     <w:p>
       <w:pPr>
-        <w:pStyle w:val="y2v20y"/>
+        <w:pStyle w:val="Normal"/>
         <w:spacing w:after="160" w:line="360" w:lineRule="auto"/>
         <w:rPr>
           <w:rFonts w:ascii="SimSun" w:hAnsi="SimSun" w:eastAsia="SimSun"/>
@@ -3127,7 +3146,7 @@
     </w:p>
     <w:p>
       <w:pPr>
-        <w:pStyle w:val="y2v20y"/>
+        <w:pStyle w:val="Normal"/>
         <w:spacing w:after="160" w:line="360" w:lineRule="auto"/>
         <w:rPr>
           <w:rFonts w:ascii="SimSun" w:hAnsi="SimSun" w:eastAsia="SimSun"/>
@@ -3163,7 +3182,7 @@
     </w:p>
     <w:p>
       <w:pPr>
-        <w:pStyle w:val="y2v20y"/>
+        <w:pStyle w:val="Normal"/>
         <w:spacing w:after="160" w:line="360" w:lineRule="auto"/>
         <w:rPr>
           <w:rFonts w:ascii="SimSun" w:hAnsi="SimSun" w:eastAsia="SimSun"/>
@@ -3182,7 +3201,7 @@
     </w:p>
     <w:p>
       <w:pPr>
-        <w:pStyle w:val="y2v20y"/>
+        <w:pStyle w:val="Normal"/>
         <w:spacing w:after="160" w:line="360" w:lineRule="auto"/>
         <w:rPr>
           <w:rFonts w:ascii="SimSun" w:hAnsi="SimSun" w:eastAsia="SimSun"/>
@@ -3201,7 +3220,7 @@
     </w:p>
     <w:p>
       <w:pPr>
-        <w:pStyle w:val="y2v20y"/>
+        <w:pStyle w:val="Normal"/>
         <w:spacing w:after="160" w:line="360" w:lineRule="auto"/>
         <w:rPr>
           <w:rFonts w:ascii="SimSun" w:hAnsi="SimSun" w:eastAsia="SimSun"/>
@@ -3271,7 +3290,7 @@
     </w:p>
     <w:p>
       <w:pPr>
-        <w:pStyle w:val="y2v20y"/>
+        <w:pStyle w:val="Normal"/>
         <w:spacing w:after="160" w:line="360" w:lineRule="auto"/>
         <w:rPr>
           <w:rFonts w:ascii="SimSun" w:hAnsi="SimSun" w:eastAsia="SimSun"/>
@@ -3290,7 +3309,7 @@
     </w:p>
     <w:p>
       <w:pPr>
-        <w:pStyle w:val="y2v20y"/>
+        <w:pStyle w:val="Normal"/>
         <w:spacing w:after="160" w:line="360" w:lineRule="auto"/>
         <w:rPr>
           <w:rFonts w:ascii="SimSun" w:hAnsi="SimSun" w:eastAsia="SimSun"/>
@@ -3315,10 +3334,10 @@
 
 <file path=word/styles.xml><?xml version="1.0" encoding="utf-8"?>
 <w:styles xmlns:w="http://schemas.openxmlformats.org/wordprocessingml/2006/main">
-  <w:style w:type="paragraph" w:styleId="tpox1z">
+  <w:style w:type="paragraph" w:styleId="Heading1" w:customStyle="0">
     <w:name w:val="heading 1"/>
-    <w:basedOn w:val="nhngq3"/>
-    <w:next w:val="nhngq3"/>
+    <w:basedOn w:val="Normal"/>
+    <w:next w:val="Normal"/>
     <w:uiPriority w:val="9"/>
     <w:qFormat w:val="1"/>
     <w:pPr>
@@ -3335,7 +3354,7 @@
       <w:szCs w:val="36"/>
     </w:rPr>
   </w:style>
-  <w:style w:type="paragraph" w:styleId="y2v20y" w:default="1">
+  <w:style w:type="paragraph" w:styleId="Normal" w:default="1" w:customStyle="0">
     <w:name w:val="Normal"/>
     <w:pPr>
       <w:widowControl w:val="0"/>
